--- a/Final Report (11 May)/Final Report.docx
+++ b/Final Report (11 May)/Final Report.docx
@@ -2864,20 +2864,117 @@
       </w:r>
       <w:bookmarkEnd w:id="1"/>
     </w:p>
-    <w:p/>
-    <w:p/>
-    <w:p/>
-    <w:p/>
-    <w:p/>
-    <w:p/>
-    <w:p/>
-    <w:p/>
-    <w:p/>
-    <w:p/>
-    <w:p/>
-    <w:p/>
-    <w:p/>
-    <w:p/>
+    <w:p>
+      <w:r>
+        <w:t>I hereby declare that this submission has been written by me alone and represents my original work. All sources used during the research process have been cited appropriately in Harvard referencing style. Appropriate credit for any help received during the process of developing this project is duly acknowledged.</w:t>
+      </w:r>
+    </w:p>
+    <w:p>
+      <w:r>
+        <w:t>This piece of work is not submitted for any other purpose or from any other institute.</w:t>
+      </w:r>
+    </w:p>
+    <w:p>
+      <w:r>
+        <w:t>I am fully aware that any acts of plagiarism or academic misconduct will be punishable under university regulations, including failure of the module.</w:t>
+      </w:r>
+    </w:p>
+    <w:p/>
+    <w:p>
+      <w:r>
+        <w:t>Student Name: Jeny Manandhar</w:t>
+      </w:r>
+    </w:p>
+    <w:p>
+      <w:r>
+        <w:t>Student Number: 77466840</w:t>
+      </w:r>
+    </w:p>
+    <w:p>
+      <w:r>
+        <w:t>Course: BSc (Hons) Computing</w:t>
+      </w:r>
+    </w:p>
+    <w:p>
+      <w:r>
+        <w:t>Date:</w:t>
+      </w:r>
+      <w:r>
+        <w:t xml:space="preserve"> 11</w:t>
+      </w:r>
+      <w:r>
+        <w:rPr>
+          <w:vertAlign w:val="superscript"/>
+        </w:rPr>
+        <w:t>th</w:t>
+      </w:r>
+      <w:r>
+        <w:t xml:space="preserve"> May, 2026</w:t>
+      </w:r>
+    </w:p>
+    <w:p>
+      <w:r>
+        <w:t xml:space="preserve">Signature: </w:t>
+      </w:r>
+      <w:r>
+        <w:rPr>
+          <w:noProof/>
+        </w:rPr>
+        <w:drawing>
+          <wp:inline distT="0" distB="0" distL="0" distR="0" wp14:anchorId="34171525" wp14:editId="74930920">
+            <wp:extent cx="478017" cy="349307"/>
+            <wp:effectExtent l="0" t="0" r="0" b="0"/>
+            <wp:docPr id="283395850" name="Picture 2"/>
+            <wp:cNvGraphicFramePr>
+              <a:graphicFrameLocks xmlns:a="http://schemas.openxmlformats.org/drawingml/2006/main" noChangeAspect="1"/>
+            </wp:cNvGraphicFramePr>
+            <a:graphic xmlns:a="http://schemas.openxmlformats.org/drawingml/2006/main">
+              <a:graphicData uri="http://schemas.openxmlformats.org/drawingml/2006/picture">
+                <pic:pic xmlns:pic="http://schemas.openxmlformats.org/drawingml/2006/picture">
+                  <pic:nvPicPr>
+                    <pic:cNvPr id="0" name="Picture 6"/>
+                    <pic:cNvPicPr>
+                      <a:picLocks noChangeAspect="1" noChangeArrowheads="1"/>
+                    </pic:cNvPicPr>
+                  </pic:nvPicPr>
+                  <pic:blipFill rotWithShape="1">
+                    <a:blip r:embed="rId10" cstate="print">
+                      <a:extLst>
+                        <a:ext uri="{28A0092B-C50C-407E-A947-70E740481C1C}">
+                          <a14:useLocalDpi xmlns:a14="http://schemas.microsoft.com/office/drawing/2010/main" val="0"/>
+                        </a:ext>
+                      </a:extLst>
+                    </a:blip>
+                    <a:srcRect t="14760" b="23218"/>
+                    <a:stretch>
+                      <a:fillRect/>
+                    </a:stretch>
+                  </pic:blipFill>
+                  <pic:spPr bwMode="auto">
+                    <a:xfrm>
+                      <a:off x="0" y="0"/>
+                      <a:ext cx="489576" cy="357754"/>
+                    </a:xfrm>
+                    <a:prstGeom prst="rect">
+                      <a:avLst/>
+                    </a:prstGeom>
+                    <a:noFill/>
+                    <a:ln>
+                      <a:noFill/>
+                    </a:ln>
+                    <a:extLst>
+                      <a:ext uri="{53640926-AAD7-44D8-BBD7-CCE9431645EC}">
+                        <a14:shadowObscured xmlns:a14="http://schemas.microsoft.com/office/drawing/2010/main"/>
+                      </a:ext>
+                    </a:extLst>
+                  </pic:spPr>
+                </pic:pic>
+              </a:graphicData>
+            </a:graphic>
+          </wp:inline>
+        </w:drawing>
+      </w:r>
+    </w:p>
     <w:p/>
     <w:p/>
     <w:p/>
@@ -2944,6 +3041,224 @@
     </w:p>
     <w:p>
       <w:pPr>
+        <w:pStyle w:val="TableofFigures"/>
+        <w:tabs>
+          <w:tab w:val="right" w:leader="dot" w:pos="9350"/>
+        </w:tabs>
+        <w:rPr>
+          <w:noProof/>
+        </w:rPr>
+      </w:pPr>
+      <w:r>
+        <w:fldChar w:fldCharType="begin"/>
+      </w:r>
+      <w:r>
+        <w:instrText xml:space="preserve"> TOC \h \z \c "Figure" </w:instrText>
+      </w:r>
+      <w:r>
+        <w:fldChar w:fldCharType="separate"/>
+      </w:r>
+      <w:hyperlink w:anchor="_Toc228995031" w:history="1">
+        <w:r>
+          <w:rPr>
+            <w:rStyle w:val="Hyperlink"/>
+            <w:noProof/>
+          </w:rPr>
+          <w:t>Figure 1: System Architecture Diagram</w:t>
+        </w:r>
+        <w:r>
+          <w:rPr>
+            <w:noProof/>
+            <w:webHidden/>
+          </w:rPr>
+          <w:tab/>
+        </w:r>
+        <w:r>
+          <w:rPr>
+            <w:noProof/>
+            <w:webHidden/>
+          </w:rPr>
+          <w:fldChar w:fldCharType="begin"/>
+        </w:r>
+        <w:r>
+          <w:rPr>
+            <w:noProof/>
+            <w:webHidden/>
+          </w:rPr>
+          <w:instrText xml:space="preserve"> PAGEREF _Toc228995031 \h </w:instrText>
+        </w:r>
+        <w:r>
+          <w:rPr>
+            <w:noProof/>
+            <w:webHidden/>
+          </w:rPr>
+        </w:r>
+        <w:r>
+          <w:rPr>
+            <w:noProof/>
+            <w:webHidden/>
+          </w:rPr>
+          <w:fldChar w:fldCharType="separate"/>
+        </w:r>
+        <w:r>
+          <w:rPr>
+            <w:noProof/>
+            <w:webHidden/>
+          </w:rPr>
+          <w:t>11</w:t>
+        </w:r>
+        <w:r>
+          <w:rPr>
+            <w:noProof/>
+            <w:webHidden/>
+          </w:rPr>
+          <w:fldChar w:fldCharType="end"/>
+        </w:r>
+      </w:hyperlink>
+    </w:p>
+    <w:p>
+      <w:pPr>
+        <w:pStyle w:val="TableofFigures"/>
+        <w:tabs>
+          <w:tab w:val="right" w:leader="dot" w:pos="9350"/>
+        </w:tabs>
+        <w:rPr>
+          <w:noProof/>
+        </w:rPr>
+      </w:pPr>
+      <w:hyperlink w:anchor="_Toc228995032" w:history="1">
+        <w:r>
+          <w:rPr>
+            <w:rStyle w:val="Hyperlink"/>
+            <w:noProof/>
+          </w:rPr>
+          <w:t>Figure 2: Entity Relationship Diagram</w:t>
+        </w:r>
+        <w:r>
+          <w:rPr>
+            <w:noProof/>
+            <w:webHidden/>
+          </w:rPr>
+          <w:tab/>
+        </w:r>
+        <w:r>
+          <w:rPr>
+            <w:noProof/>
+            <w:webHidden/>
+          </w:rPr>
+          <w:fldChar w:fldCharType="begin"/>
+        </w:r>
+        <w:r>
+          <w:rPr>
+            <w:noProof/>
+            <w:webHidden/>
+          </w:rPr>
+          <w:instrText xml:space="preserve"> PAGEREF _Toc228995032 \h </w:instrText>
+        </w:r>
+        <w:r>
+          <w:rPr>
+            <w:noProof/>
+            <w:webHidden/>
+          </w:rPr>
+        </w:r>
+        <w:r>
+          <w:rPr>
+            <w:noProof/>
+            <w:webHidden/>
+          </w:rPr>
+          <w:fldChar w:fldCharType="separate"/>
+        </w:r>
+        <w:r>
+          <w:rPr>
+            <w:noProof/>
+            <w:webHidden/>
+          </w:rPr>
+          <w:t>13</w:t>
+        </w:r>
+        <w:r>
+          <w:rPr>
+            <w:noProof/>
+            <w:webHidden/>
+          </w:rPr>
+          <w:fldChar w:fldCharType="end"/>
+        </w:r>
+      </w:hyperlink>
+    </w:p>
+    <w:p>
+      <w:pPr>
+        <w:pStyle w:val="TableofFigures"/>
+        <w:tabs>
+          <w:tab w:val="right" w:leader="dot" w:pos="9350"/>
+        </w:tabs>
+        <w:rPr>
+          <w:noProof/>
+        </w:rPr>
+      </w:pPr>
+      <w:hyperlink w:anchor="_Toc228995033" w:history="1">
+        <w:r>
+          <w:rPr>
+            <w:rStyle w:val="Hyperlink"/>
+            <w:noProof/>
+          </w:rPr>
+          <w:t>Figure 3: Use Case Diagram</w:t>
+        </w:r>
+        <w:r>
+          <w:rPr>
+            <w:noProof/>
+            <w:webHidden/>
+          </w:rPr>
+          <w:tab/>
+        </w:r>
+        <w:r>
+          <w:rPr>
+            <w:noProof/>
+            <w:webHidden/>
+          </w:rPr>
+          <w:fldChar w:fldCharType="begin"/>
+        </w:r>
+        <w:r>
+          <w:rPr>
+            <w:noProof/>
+            <w:webHidden/>
+          </w:rPr>
+          <w:instrText xml:space="preserve"> PAGEREF _Toc228995033 \h </w:instrText>
+        </w:r>
+        <w:r>
+          <w:rPr>
+            <w:noProof/>
+            <w:webHidden/>
+          </w:rPr>
+        </w:r>
+        <w:r>
+          <w:rPr>
+            <w:noProof/>
+            <w:webHidden/>
+          </w:rPr>
+          <w:fldChar w:fldCharType="separate"/>
+        </w:r>
+        <w:r>
+          <w:rPr>
+            <w:noProof/>
+            <w:webHidden/>
+          </w:rPr>
+          <w:t>13</w:t>
+        </w:r>
+        <w:r>
+          <w:rPr>
+            <w:noProof/>
+            <w:webHidden/>
+          </w:rPr>
+          <w:fldChar w:fldCharType="end"/>
+        </w:r>
+      </w:hyperlink>
+    </w:p>
+    <w:p>
+      <w:r>
+        <w:fldChar w:fldCharType="end"/>
+      </w:r>
+    </w:p>
+    <w:p>
+      <w:pPr>
         <w:pStyle w:val="Heading1"/>
       </w:pPr>
       <w:bookmarkStart w:id="4" w:name="_Toc226061226"/>
@@ -2984,16 +3299,13 @@
     <w:p/>
     <w:p/>
     <w:p/>
-    <w:p/>
-    <w:p/>
-    <w:p/>
-    <w:p/>
     <w:p>
       <w:pPr>
         <w:pStyle w:val="Heading1"/>
       </w:pPr>
       <w:bookmarkStart w:id="6" w:name="_Toc226061228"/>
       <w:r>
+        <w:lastRenderedPageBreak/>
         <w:t>Acknowledgement</w:t>
       </w:r>
       <w:bookmarkEnd w:id="6"/>
@@ -3021,7 +3333,7 @@
     <w:p>
       <w:pPr>
         <w:sectPr>
-          <w:footerReference w:type="default" r:id="rId10"/>
+          <w:footerReference w:type="default" r:id="rId11"/>
           <w:pgSz w:w="12240" w:h="15840"/>
           <w:pgMar w:top="1440" w:right="1440" w:bottom="1440" w:left="1440" w:header="720" w:footer="720" w:gutter="0"/>
           <w:pgNumType w:fmt="lowerRoman"/>
@@ -4476,7 +4788,6 @@
     <w:p/>
     <w:p/>
     <w:p/>
-    <w:p/>
     <w:p>
       <w:pPr>
         <w:pStyle w:val="Heading1"/>
@@ -5816,20 +6127,26 @@
       </w:r>
     </w:p>
     <w:p/>
-    <w:p>
-      <w:pPr>
-        <w:rPr>
-          <w:b/>
-          <w:bCs/>
-        </w:rPr>
-      </w:pPr>
-      <w:r>
-        <w:rPr>
-          <w:b/>
-          <w:bCs/>
-        </w:rPr>
+    <w:p/>
+    <w:p/>
+    <w:p/>
+    <w:p/>
+    <w:p/>
+    <w:p/>
+    <w:p/>
+    <w:p/>
+    <w:p/>
+    <w:p/>
+    <w:p/>
+    <w:p>
+      <w:pPr>
+        <w:pStyle w:val="Heading1"/>
+      </w:pPr>
+      <w:bookmarkStart w:id="9" w:name="_Toc226061231"/>
+      <w:r>
         <w:t>Chapter 3: Review of Technology</w:t>
       </w:r>
+      <w:bookmarkEnd w:id="9"/>
     </w:p>
     <w:p>
       <w:pPr>
@@ -5946,22 +6263,56 @@
         <w:t xml:space="preserve">authenticating and </w:t>
       </w:r>
       <w:r>
-        <w:t xml:space="preserve">URL routing (Django Software Foundation, 2024). Django REST Framework </w:t>
-      </w:r>
-      <w:r>
-        <w:t>ensures that</w:t>
-      </w:r>
-      <w:r>
-        <w:t xml:space="preserve"> RESTful APIs</w:t>
-      </w:r>
-      <w:r>
-        <w:t xml:space="preserve"> are supported which enables</w:t>
-      </w:r>
-      <w:r>
-        <w:t xml:space="preserve"> communication between the backend and the Flutter frontend</w:t>
-      </w:r>
-      <w:r>
-        <w:t xml:space="preserve"> using JSON</w:t>
+        <w:t>URL routing (Django Software Foundation, 2024). RESTful APIs</w:t>
+      </w:r>
+      <w:r>
+        <w:t xml:space="preserve"> are supported </w:t>
+      </w:r>
+      <w:r>
+        <w:t xml:space="preserve">with </w:t>
+      </w:r>
+      <w:r>
+        <w:t xml:space="preserve">Django REST Framework </w:t>
+      </w:r>
+      <w:r>
+        <w:t>which</w:t>
+      </w:r>
+      <w:r>
+        <w:t xml:space="preserve"> make it possible for </w:t>
+      </w:r>
+      <w:r>
+        <w:t xml:space="preserve">the backend the Flutter </w:t>
+      </w:r>
+      <w:proofErr w:type="gramStart"/>
+      <w:r>
+        <w:t>frontend</w:t>
+      </w:r>
+      <w:r>
+        <w:t xml:space="preserve"> </w:t>
+      </w:r>
+      <w:r>
+        <w:t xml:space="preserve"> to</w:t>
+      </w:r>
+      <w:proofErr w:type="gramEnd"/>
+      <w:r>
+        <w:t xml:space="preserve"> </w:t>
+      </w:r>
+      <w:r>
+        <w:t>communica</w:t>
+      </w:r>
+      <w:r>
+        <w:t xml:space="preserve">te with </w:t>
+      </w:r>
+      <w:proofErr w:type="spellStart"/>
+      <w:r>
+        <w:t>eachother</w:t>
+      </w:r>
+      <w:proofErr w:type="spellEnd"/>
+      <w:r>
+        <w:t xml:space="preserve"> </w:t>
+      </w:r>
+      <w:r>
+        <w:t>using JSON</w:t>
       </w:r>
       <w:r>
         <w:t xml:space="preserve">. Django </w:t>
@@ -5981,7 +6332,6 @@
     </w:p>
     <w:p>
       <w:r>
-        <w:lastRenderedPageBreak/>
         <w:t>Django Channels provides WebSocket support through its official Django extension which uses Daphne ASGI server system. The Django system operates both the REST API and real-time chat functionalities through a single Django process that requires no additional server. The machine learning layer operates through Python programming language which allows the trained model to load into the Django process at system startup without needing external services.</w:t>
       </w:r>
     </w:p>
@@ -6015,64 +6365,43 @@
     </w:p>
     <w:p>
       <w:r>
-        <w:t xml:space="preserve">Flutter is </w:t>
-      </w:r>
-      <w:r>
-        <w:t xml:space="preserve">an </w:t>
-      </w:r>
-      <w:r>
-        <w:t xml:space="preserve">open-source framework </w:t>
-      </w:r>
-      <w:r>
-        <w:t xml:space="preserve">developed by </w:t>
-      </w:r>
-      <w:r>
-        <w:t xml:space="preserve">Google used </w:t>
-      </w:r>
-      <w:r>
-        <w:t xml:space="preserve">for </w:t>
-      </w:r>
-      <w:r>
-        <w:t>developing</w:t>
-      </w:r>
-      <w:r>
-        <w:t xml:space="preserve"> mobile applications </w:t>
-      </w:r>
-      <w:r>
-        <w:t xml:space="preserve">across multiple platforms </w:t>
-      </w:r>
-      <w:r>
-        <w:t>from a single Dart code</w:t>
-      </w:r>
-      <w:r>
-        <w:t xml:space="preserve"> </w:t>
-      </w:r>
-      <w:r>
-        <w:t xml:space="preserve">(Google, 2024). It </w:t>
-      </w:r>
-      <w:r>
-        <w:t>has its</w:t>
-      </w:r>
-      <w:r>
-        <w:t xml:space="preserve"> own rendering engine</w:t>
-      </w:r>
-      <w:r>
-        <w:t xml:space="preserve"> which ensures the preservation of UI consistency </w:t>
-      </w:r>
-      <w:r>
-        <w:t xml:space="preserve">across different Android versions without </w:t>
-      </w:r>
-      <w:r>
-        <w:t xml:space="preserve">having to </w:t>
-      </w:r>
-      <w:r>
-        <w:t>depen</w:t>
-      </w:r>
-      <w:r>
-        <w:t>d</w:t>
-      </w:r>
-      <w:r>
-        <w:t xml:space="preserve"> on platform components. Flutter is the most used cross-platform mobile framework globally, with 46% of developers choosing it (Stack Overflow, 2023). </w:t>
+        <w:t xml:space="preserve">Flutter refers to an open-source </w:t>
+      </w:r>
+      <w:r>
+        <w:t>framework</w:t>
+      </w:r>
+      <w:r>
+        <w:t xml:space="preserve"> made available by Google which is used in developing mobile applications across a number of platforms using </w:t>
+      </w:r>
+      <w:r>
+        <w:t>single</w:t>
+      </w:r>
+      <w:r>
+        <w:t xml:space="preserve"> code in Dart (Google, 2024). Flutter is the most </w:t>
+      </w:r>
+      <w:r>
+        <w:t xml:space="preserve">popular framework in the world for </w:t>
+      </w:r>
+      <w:r>
+        <w:t>cross-platform mobile framework</w:t>
+      </w:r>
+      <w:r>
+        <w:t xml:space="preserve"> which is used by</w:t>
+      </w:r>
+      <w:r>
+        <w:t xml:space="preserve"> 46% of </w:t>
+      </w:r>
+      <w:r>
+        <w:t xml:space="preserve">the </w:t>
+      </w:r>
+      <w:r>
+        <w:t>developers (Stack Overflow, 2023). This uses a separate rendering engine in order to ensure consistency</w:t>
+      </w:r>
+      <w:r>
+        <w:t xml:space="preserve"> of UI </w:t>
+      </w:r>
+      <w:r>
+        <w:t xml:space="preserve">across various Android versions without depending on any component from the platform. </w:t>
       </w:r>
       <w:r>
         <w:t xml:space="preserve">The application </w:t>
@@ -6156,12 +6485,52 @@
     </w:p>
     <w:p>
       <w:r>
-        <w:t>The AI symptom checker needs a model that accepts symptom inputs and predicts the most likely disease with confidence scores. It also needs to be lightweight enough to run inside the Django server without GPU hardware.</w:t>
-      </w:r>
-    </w:p>
-    <w:p>
-      <w:r>
-        <w:t xml:space="preserve">The </w:t>
+        <w:lastRenderedPageBreak/>
+        <w:t>The AI symptom checker</w:t>
+      </w:r>
+      <w:r>
+        <w:t xml:space="preserve"> require</w:t>
+      </w:r>
+      <w:r>
+        <w:t xml:space="preserve">s a model that </w:t>
+      </w:r>
+      <w:r>
+        <w:t xml:space="preserve">could receive </w:t>
+      </w:r>
+      <w:r>
+        <w:t>symptom</w:t>
+      </w:r>
+      <w:r>
+        <w:t>s</w:t>
+      </w:r>
+      <w:r>
+        <w:t xml:space="preserve"> </w:t>
+      </w:r>
+      <w:r>
+        <w:t xml:space="preserve">from the user </w:t>
+      </w:r>
+      <w:r>
+        <w:t xml:space="preserve">predicts </w:t>
+      </w:r>
+      <w:r>
+        <w:t xml:space="preserve">to </w:t>
+      </w:r>
+      <w:r>
+        <w:t xml:space="preserve">the </w:t>
+      </w:r>
+      <w:r>
+        <w:t>probable disease</w:t>
+      </w:r>
+      <w:r>
+        <w:t xml:space="preserve"> with confidence scores. </w:t>
+      </w:r>
+      <w:r>
+        <w:t>It also needs to be small enough to run on the Django server without a GPU.</w:t>
+      </w:r>
+    </w:p>
+    <w:p>
+      <w:r>
+        <w:t xml:space="preserve">The model employed is the </w:t>
       </w:r>
       <w:proofErr w:type="spellStart"/>
       <w:r>
@@ -6169,7 +6538,24 @@
       </w:r>
       <w:proofErr w:type="spellEnd"/>
       <w:r>
-        <w:t xml:space="preserve"> from scikit-learn is selected after testing on a Kaggle disease-symptom dataset containing 131 symptoms and 41 diseases (Pedregosa et al., 2011). Random Forest builds multiple decision trees and combines their results, making it robust against overfitting (</w:t>
+        <w:t xml:space="preserve"> in scikit-learn and is used to learn from the disease-symptom data set from Kaggle consisting of 131 symptoms and 41 </w:t>
+      </w:r>
+      <w:proofErr w:type="gramStart"/>
+      <w:r>
+        <w:t xml:space="preserve">diseases </w:t>
+      </w:r>
+      <w:r>
+        <w:t xml:space="preserve"> (</w:t>
+      </w:r>
+      <w:proofErr w:type="gramEnd"/>
+      <w:r>
+        <w:t>Pedregosa et al., 2011). Random Forest builds multiple decision trees and combines their results</w:t>
+      </w:r>
+      <w:r>
+        <w:t xml:space="preserve"> which makes it more reliable and reduces the risks for error </w:t>
+      </w:r>
+      <w:r>
+        <w:t>(</w:t>
       </w:r>
       <w:proofErr w:type="spellStart"/>
       <w:r>
@@ -6177,12 +6563,53 @@
       </w:r>
       <w:proofErr w:type="spellEnd"/>
       <w:r>
-        <w:t>, 2001). The model trains on an 80/20 split using 200 trees with a maximum depth of 20 and achieves 100% accuracy on the test set. It is saved as a pickle file and loaded into Django at startup, enabling fast in-memory predictions.</w:t>
-      </w:r>
-    </w:p>
-    <w:p>
-      <w:r>
-        <w:t>Decision Trees are evaluated but are prone to overfitting without ensemble aggregation. Support Vector Machines produce competitive accuracy but slower inference times. TensorFlow is also prototyped but its larger model size and slower startup make it impractical. Random Forest is therefore selected.</w:t>
+        <w:t xml:space="preserve">, 2001). </w:t>
+      </w:r>
+      <w:r>
+        <w:t xml:space="preserve">The model is trained on an 80/20 split using 200 trees with a maximum depth of 20 and achieves 100% accuracy on the test set. The system stores its model as a pickle file which Django loads during startup to deliver immediate in-memory predictions that require no database retrieval. The selected symptoms are transformed into a binary vector which the </w:t>
+      </w:r>
+      <w:proofErr w:type="spellStart"/>
+      <w:r>
+        <w:t>RandomForestClassifier</w:t>
+      </w:r>
+      <w:proofErr w:type="spellEnd"/>
+      <w:r>
+        <w:t xml:space="preserve"> processes to deliver predictions about diseases and confidence scores together with the top three predicted diseases and doctors who specialize in specified fields and budget requirements. SQLite is selected as the database for Healio.</w:t>
+      </w:r>
+    </w:p>
+    <w:p>
+      <w:r>
+        <w:t xml:space="preserve">Decision Trees are </w:t>
+      </w:r>
+      <w:r>
+        <w:t xml:space="preserve">also </w:t>
+      </w:r>
+      <w:r>
+        <w:t xml:space="preserve">evaluated but are prone to overfitting without ensemble aggregation. Support Vector Machines produce competitive accuracy but slower inference times. TensorFlow is also </w:t>
+      </w:r>
+      <w:r>
+        <w:t>an option</w:t>
+      </w:r>
+      <w:r>
+        <w:t xml:space="preserve"> but </w:t>
+      </w:r>
+      <w:r>
+        <w:t>the</w:t>
+      </w:r>
+      <w:r>
+        <w:t xml:space="preserve"> model </w:t>
+      </w:r>
+      <w:r>
+        <w:t xml:space="preserve">is large which makes it slow and </w:t>
+      </w:r>
+      <w:r>
+        <w:t xml:space="preserve">impractical. </w:t>
+      </w:r>
+      <w:r>
+        <w:t xml:space="preserve">Therefore, </w:t>
+      </w:r>
+      <w:r>
+        <w:t>Random Forest is selected.</w:t>
       </w:r>
     </w:p>
     <w:p>
@@ -6202,16 +6629,42 @@
     </w:p>
     <w:p>
       <w:r>
-        <w:t xml:space="preserve">SQLite is selected as the database for Healio. It is serverless and stores all data in a single file, requiring no separate database process (SQLite, 2024). This makes it straightforward to use across the different </w:t>
-      </w:r>
-      <w:r>
-        <w:lastRenderedPageBreak/>
-        <w:t>network environments used during this project. Django's ORM abstracts the database engine, so switching to PostgreSQL for production requires minimal code changes.</w:t>
-      </w:r>
-    </w:p>
-    <w:p>
-      <w:r>
-        <w:t>PostgreSQL and MySQL are evaluated as alternatives. Both are more scalable but require dedicated server setup that adds unnecessary complexity for a single-developer academic project at this stage. SQLite is therefore the most practical choice.</w:t>
+        <w:t>SQLite is selected as the database for Healio. The SQLite database operates without a server and it keeps all information inside a single file which does not need any additional database operation</w:t>
+      </w:r>
+      <w:r>
+        <w:t xml:space="preserve"> </w:t>
+      </w:r>
+      <w:r>
+        <w:t xml:space="preserve">(SQLite, 2024). </w:t>
+      </w:r>
+      <w:r>
+        <w:t>Therefore</w:t>
+      </w:r>
+      <w:r>
+        <w:t>, it is easy to manage in the various network setups used for this project. The ORM provided by Django makes database engine change from SQLite to PostgreSQL simple when going into production.</w:t>
+      </w:r>
+      <w:r>
+        <w:t xml:space="preserve"> </w:t>
+      </w:r>
+    </w:p>
+    <w:p>
+      <w:r>
+        <w:t xml:space="preserve">PostgreSQL and MySQL are other databases </w:t>
+      </w:r>
+      <w:r>
+        <w:t xml:space="preserve">which were </w:t>
+      </w:r>
+      <w:r>
+        <w:t>considered. They are more scalable than SQLite but are complicated to set up on a server for a developer's academic project.</w:t>
+      </w:r>
+      <w:r>
+        <w:t xml:space="preserve"> Therefore, </w:t>
+      </w:r>
+      <w:r>
+        <w:t>SQLite</w:t>
+      </w:r>
+      <w:r>
+        <w:t xml:space="preserve"> is the more suitable option.</w:t>
       </w:r>
     </w:p>
     <w:p>
@@ -6231,7 +6684,7 @@
     </w:p>
     <w:p>
       <w:r>
-        <w:t xml:space="preserve">Real-time chat is implemented using Django Channels with </w:t>
+        <w:t xml:space="preserve">Django Channels together with </w:t>
       </w:r>
       <w:proofErr w:type="spellStart"/>
       <w:r>
@@ -6239,7 +6692,7 @@
       </w:r>
       <w:proofErr w:type="spellEnd"/>
       <w:r>
-        <w:t xml:space="preserve">. </w:t>
+        <w:t xml:space="preserve"> create a system for real-time chat. </w:t>
       </w:r>
       <w:proofErr w:type="spellStart"/>
       <w:r>
@@ -6247,12 +6700,12 @@
       </w:r>
       <w:proofErr w:type="spellEnd"/>
       <w:r>
-        <w:t xml:space="preserve"> provide a persistent two-way connection between client and server, removing the need for repeated HTTP requests and enabling instant message delivery (Mozilla Developer Network, 2024). Each patient-doctor pair has a unique WebSocket room. JWT tokens are passed in the query string so only authenticated users can connect. Files are uploaded via REST and their URLs are broadcast through the WebSocket to the recipient.</w:t>
-      </w:r>
-    </w:p>
-    <w:p>
-      <w:r>
-        <w:t xml:space="preserve">Redis is evaluated as a channel layer for multi-server deployments. Since this project runs on a single server, the </w:t>
+        <w:t xml:space="preserve"> provide a persistent two-way connection between client and server which eliminates the need for multiple HTTP requests and enables instant message delivery according to the Mozilla Developer Network from 2024. Each patient-doctor pair has a unique WebSocket room. The system uses query string parameters to transmit JWT tokens which allows only authenticated users to establish connections. Users upload files through REST which then send their URLs to the recipient through the WebSocket connection.</w:t>
+      </w:r>
+    </w:p>
+    <w:p>
+      <w:r>
+        <w:t xml:space="preserve">Redis serves as a channel layer solution for environments that require multiple server operation. The project requires only one server to operate so the </w:t>
       </w:r>
       <w:proofErr w:type="spellStart"/>
       <w:r>
@@ -6260,7 +6713,7 @@
       </w:r>
       <w:proofErr w:type="spellEnd"/>
       <w:r>
-        <w:t xml:space="preserve"> is sufficient and Redis is not adopted.</w:t>
+        <w:t xml:space="preserve"> meets all needs while Redis remains unused.</w:t>
       </w:r>
     </w:p>
     <w:p>
@@ -6277,21 +6730,43 @@
         </w:rPr>
         <w:t>3.7 Blockchain: Custom SHA-256 Hash Chain</w:t>
       </w:r>
-    </w:p>
-    <w:p>
-      <w:r>
-        <w:t>The blockchain is implemented as a custom SHA-256 hash chain inside Django. Each block stores a data hash, previous block hash, combined block hash, and timestamp. Prescriptions are recorded when a doctor writes one in chat. Doctor verification records are created automatically through Django signals when an admin verifies a doctor. The full chain can be verified at any time by recomputing all hashes.</w:t>
-      </w:r>
-    </w:p>
-    <w:p>
-      <w:r>
-        <w:t xml:space="preserve">Ethereum with Solidity smart contracts </w:t>
-      </w:r>
-      <w:r>
-        <w:t>are</w:t>
-      </w:r>
-      <w:r>
-        <w:t xml:space="preserve"> initially planned in the project specification. However, Ethereum requires cryptocurrency wallets and gas fees, which are unsuitable for a healthcare application (Nakamoto, 2008). Hyperledger Fabric is also evaluated but requires a complex multi-node network beyond the scope of this project. The custom SHA-256 chain achieves the same tamper-evidence within the closed system of this platform.</w:t>
+      <w:r>
+        <w:br/>
+        <w:t xml:space="preserve">The proposed blockchain technology is a customized SHA-256 hash chain embedded within Django. It comprises a data hash, hash of the preceding block, hash of the composite block, and timestamp. Prescription data are recorded whenever a physician writes a prescription during the chat interaction </w:t>
+      </w:r>
+      <w:r>
+        <w:lastRenderedPageBreak/>
+        <w:t>process. Doctors' verification information data are recorded through Django signals whenever they are verified by an administrator. The entire chain can be recomputed at any moment to verify its integrity.</w:t>
+      </w:r>
+    </w:p>
+    <w:p>
+      <w:pPr>
+        <w:rPr>
+          <w:b/>
+          <w:bCs/>
+        </w:rPr>
+      </w:pPr>
+      <w:r>
+        <w:t xml:space="preserve">The initial project specification defines Ethereum as the blockchain platform which uses Solidity to create smart contracts. The need for cryptocurrency wallets and gas fees makes Ethereum unsuitable for use in </w:t>
+      </w:r>
+      <w:r>
+        <w:t xml:space="preserve">the current </w:t>
+      </w:r>
+      <w:r>
+        <w:t>healthcare applications</w:t>
+      </w:r>
+      <w:r>
+        <w:t xml:space="preserve"> (Nakamoto, 2008). </w:t>
+      </w:r>
+      <w:r>
+        <w:t>The evaluation of Hyperledger Fabric shows that it needs a multi-node network system that exceeds the requirements of this project. The custom SHA-256 chain achieves the same tamper-evidence within the closed system of this platform.</w:t>
+      </w:r>
+      <w:r>
+        <w:rPr>
+          <w:b/>
+          <w:bCs/>
+        </w:rPr>
+        <w:t xml:space="preserve"> </w:t>
       </w:r>
     </w:p>
     <w:p>
@@ -6311,7 +6786,7 @@
     </w:p>
     <w:p>
       <w:r>
-        <w:t xml:space="preserve">Nearby hospitals and pharmacies are displayed using OpenStreetMap with the </w:t>
+        <w:t xml:space="preserve">The hospitals and pharmacies in proximity to the user are mapped using OpenStreetMap via the </w:t>
       </w:r>
       <w:proofErr w:type="spellStart"/>
       <w:r>
@@ -6319,12 +6794,17 @@
       </w:r>
       <w:proofErr w:type="spellEnd"/>
       <w:r>
-        <w:t xml:space="preserve"> package. OpenStreetMap is a free, open-source mapping platform that requires no API key or billing account (OpenStreetMap Foundation, 2024). Distance between the user and each facility is calculated on the Django backend using the Haversine formula. GPS is detected using Flutter's Geolocator package, with a fallback to Kathmandu coordinates if permission is denied.</w:t>
-      </w:r>
-    </w:p>
-    <w:p>
-      <w:r>
-        <w:t>Google Maps API is originally planned but requires a billing account and charges above a free usage tier. OpenStreetMap provides the same functionality at no cost and is therefore selected.</w:t>
+        <w:t xml:space="preserve"> package. OpenStreetMap is an open-source and free mapping solution that does not require an API key and billing details (OpenStreetMap Foundation, 2024). The distance between the user and each facility is determined through the Haversine algorithm on the Django backend. Detection of GPS information is done using the Geolocator plugin in Flutter, falling back to Kathmandu’s latitude and longitude values if access is </w:t>
+      </w:r>
+      <w:proofErr w:type="spellStart"/>
+      <w:proofErr w:type="gramStart"/>
+      <w:r>
+        <w:t>refused.Google</w:t>
+      </w:r>
+      <w:proofErr w:type="spellEnd"/>
+      <w:proofErr w:type="gramEnd"/>
+      <w:r>
+        <w:t xml:space="preserve"> Maps API was initially considered, but it requires billing details for use beyond the free tier.</w:t>
       </w:r>
     </w:p>
     <w:p>
@@ -6344,24 +6824,88 @@
     </w:p>
     <w:p>
       <w:r>
-        <w:t>Django, Flutter, scikit-learn, SQLite, Django Channels, a custom SHA-256 blockchain, and OpenStreetMap are selected through practical testing and comparative evaluation. Each technology is chosen for its direct fit with the project requirements and clean integration with the other components of the system.</w:t>
-      </w:r>
-    </w:p>
-    <w:p>
-      <w:pPr>
-        <w:rPr>
-          <w:b/>
-          <w:bCs/>
-        </w:rPr>
-      </w:pPr>
-      <w:r>
-        <w:rPr>
-          <w:b/>
-          <w:bCs/>
-        </w:rPr>
-        <w:lastRenderedPageBreak/>
+        <w:t xml:space="preserve">The project </w:t>
+      </w:r>
+      <w:r>
+        <w:t>selected</w:t>
+      </w:r>
+      <w:r>
+        <w:t xml:space="preserve"> Django</w:t>
+      </w:r>
+      <w:r>
+        <w:t>,</w:t>
+      </w:r>
+      <w:r>
+        <w:t xml:space="preserve"> Flutter</w:t>
+      </w:r>
+      <w:r>
+        <w:t>,</w:t>
+      </w:r>
+      <w:r>
+        <w:t xml:space="preserve"> scikit-learn</w:t>
+      </w:r>
+      <w:r>
+        <w:t>,</w:t>
+      </w:r>
+      <w:r>
+        <w:t xml:space="preserve"> SQLite</w:t>
+      </w:r>
+      <w:r>
+        <w:t>,</w:t>
+      </w:r>
+      <w:r>
+        <w:t xml:space="preserve"> Django </w:t>
+      </w:r>
+      <w:proofErr w:type="spellStart"/>
+      <w:proofErr w:type="gramStart"/>
+      <w:r>
+        <w:t>Channels</w:t>
+      </w:r>
+      <w:r>
+        <w:t>,</w:t>
+      </w:r>
+      <w:r>
+        <w:t>a</w:t>
+      </w:r>
+      <w:proofErr w:type="spellEnd"/>
+      <w:proofErr w:type="gramEnd"/>
+      <w:r>
+        <w:t xml:space="preserve"> custom SHA-256 blockchain and OpenStreetMap based</w:t>
+      </w:r>
+      <w:r>
+        <w:t xml:space="preserve"> on</w:t>
+      </w:r>
+      <w:r>
+        <w:t xml:space="preserve"> </w:t>
+      </w:r>
+      <w:r>
+        <w:t xml:space="preserve">their practicality for the project after </w:t>
+      </w:r>
+      <w:r>
+        <w:t xml:space="preserve">thorough comparative evaluation. </w:t>
+      </w:r>
+      <w:r>
+        <w:t>T</w:t>
+      </w:r>
+      <w:r>
+        <w:t xml:space="preserve">hey match project needs and </w:t>
+      </w:r>
+      <w:r>
+        <w:t>T</w:t>
+      </w:r>
+      <w:r>
+        <w:t>hey connect smoothly with other system components.</w:t>
+      </w:r>
+    </w:p>
+    <w:p>
+      <w:pPr>
+        <w:pStyle w:val="Heading1"/>
+      </w:pPr>
+      <w:bookmarkStart w:id="10" w:name="_Toc226061232"/>
+      <w:r>
         <w:t>Chapter 4: Methodology</w:t>
       </w:r>
+      <w:bookmarkEnd w:id="10"/>
     </w:p>
     <w:p>
       <w:pPr>
@@ -6380,7 +6924,7 @@
     </w:p>
     <w:p>
       <w:r>
-        <w:t>This chapter discusses the software development methodology that is adopted for the development of Healio. The available methodologies are examined, the most suitable one is selected based on evidence from literature, and the way it is applied throughout the project is described. The project planning tools and design approaches that are used to support development are also discussed.</w:t>
+        <w:t xml:space="preserve">Healio development follows a software development methodology which this chapter examines. The available methodologies are examined, the most suitable one is selected based on evidence from literature, and the way it is applied throughout the project is described. The project planning tools and design approaches that are used to support development are also discussed. </w:t>
       </w:r>
     </w:p>
     <w:p>
@@ -6400,34 +6944,47 @@
     </w:p>
     <w:p>
       <w:r>
-        <w:t>A software development methodology is described as a structured framework that guides the process of planning, developing, testing, and delivering a software product. Two of the most widely used methodologies in software development are the Waterfall model and Agile Scrum, and both are evaluated before a final decision is made for this project.</w:t>
-      </w:r>
-    </w:p>
-    <w:p>
-      <w:r>
-        <w:t>The Waterfall model is described as a linear, sequential approach where each phase of development is completed before the next one begins (Royce, 1970). It is found to be most suitable for projects where requirements are clearly defined from the start and are unlikely to change. However, in a project like Healio, where multiple technologies including machine learning, blockchain, and real-time communication are integrated together, requirements are found to evolve as development progresses. The Waterfall model is therefore considered unsuitable for this project.</w:t>
-      </w:r>
-    </w:p>
-    <w:p>
-      <w:r>
-        <w:t xml:space="preserve">Agile Scrum is selected as the development methodology for Healio. Agile is described as an iterative and incremental approach to software development that </w:t>
-      </w:r>
-      <w:r>
-        <w:t>emphasizes</w:t>
-      </w:r>
-      <w:r>
-        <w:t xml:space="preserve"> flexibility, collaboration, and continuous delivery of working software (Beck et al., 2001). Scrum, a specific Agile framework, </w:t>
-      </w:r>
-      <w:r>
-        <w:t>organizes</w:t>
-      </w:r>
-      <w:r>
-        <w:t xml:space="preserve"> work into short fixed-length cycles called sprints, typically lasting one to four weeks, with each sprint delivering a functional increment of the product (Schwaber and Sutherland, 2020). It is reported that Agile methodologies are particularly well suited to projects that integrate multiple technologies, as they allow for continuous testing and refinement at each stage (Abrahamsson et al., 2002). A telemedicine service is also reported to have successfully delivered a complete service flow within eight weeks using a Scrum-based framework (Bin et al., 2021), which supports the decision to adopt this methodology for Healio.</w:t>
-      </w:r>
-    </w:p>
-    <w:p>
-      <w:r>
-        <w:t>Agile Scrum is found to be the most appropriate choice for this project for several reasons. The integration of machine learning requires iterative refinement as the model is trained, evaluated, and adjusted across multiple cycles. The blockchain implementation requires incremental security validation that cannot be accommodated by a rigid sequential process. The real-time chat feature requires continuous testing with the backend and frontend connected together, which is more effectively managed through short development sprints than a single extended development phase.</w:t>
+        <w:t>A software development methodology is described as a structured framework that guides the process of planning, developing, testing, and delivering a software product. The project uses both the Waterfall model and Agile Scrum as its two most common software development methodologies which the team will assess before making their final choice.</w:t>
+      </w:r>
+    </w:p>
+    <w:p>
+      <w:r>
+        <w:t>The Waterfall model exists as a sequential model which forces projects to finish one development stage before starting the next stage</w:t>
+      </w:r>
+      <w:r>
+        <w:t xml:space="preserve"> (</w:t>
+      </w:r>
+      <w:r>
+        <w:t>Royce</w:t>
+      </w:r>
+      <w:r>
+        <w:t>,</w:t>
+      </w:r>
+      <w:r>
+        <w:t xml:space="preserve"> 1970</w:t>
+      </w:r>
+      <w:r>
+        <w:t>)</w:t>
+      </w:r>
+      <w:r>
+        <w:t>. The method works best for projects which have fixed requirements that will not change throughout the work. The Healio project uses multiple technologies such as machine learning, blockchain technology, and real-time communication, which results in changing requirements during the development process. The project needs to use other methods because the Waterfall model does not fit its requirements.</w:t>
+      </w:r>
+      <w:r>
+        <w:t xml:space="preserve"> </w:t>
+      </w:r>
+    </w:p>
+    <w:p>
+      <w:r>
+        <w:lastRenderedPageBreak/>
+        <w:t>Agile Scrum has been selected as the development method for the Healio system. Agile Scrum is considered an iterative and incremental software development process which implies flexibility, teamwork, and continuous delivery of operational software (Beck et al., 2001). In particular, the Scrum method as the agile method involves dividing work into short fixed-duration intervals called sprints that typically last from one week up to four weeks and result in getting a new part of operational software (Schwaber and Sutherland, 2020). According to Abrahamsson et al. (2002), agile methods are highly appropriate for projects which involve several technologies due to their capacity for testing and improving the product throughout its development cycle.</w:t>
+      </w:r>
+      <w:r>
+        <w:t xml:space="preserve"> A telemedicine service is also reported to have successfully delivered a complete service flow within eight weeks using a Scrum-based framework (Bin et al., 2021), which supports the decision to adopt this methodology for Healio.</w:t>
+      </w:r>
+    </w:p>
+    <w:p>
+      <w:r>
+        <w:t xml:space="preserve">It has been found out that Agile Scrum would be the best approach to consider in executing this project because of several factors. First, the application of machine learning technology requires multiple iterations in training, validating, and evaluating the performance of the machine learning system. Second, the deployment of the blockchain technology application calls for an incremental test for security purposes, and this cannot be achieved in just a single phase of linear development. Lastly, the real-time chat feature requires ongoing validation, connecting to both the frontend and the backend, and this could be effectively achieved by implementing short development cycles. </w:t>
       </w:r>
     </w:p>
     <w:p>
@@ -6447,23 +7004,24 @@
     </w:p>
     <w:p>
       <w:r>
-        <w:t>The project is carried out over twelve weeks and is divided into six two-week sprints. Each sprint is focused on a specific area of the system, with a clear set of deliverables defined at the start of each cycle.</w:t>
-      </w:r>
-    </w:p>
-    <w:p>
-      <w:r>
-        <w:lastRenderedPageBreak/>
-        <w:t>In the first sprint, the Django project is set up, the custom user model is created, and JWT authentication is implemented. Patient and doctor registration and login are also completed in this sprint. In the second sprint, the doctor listing, doctor profile screen, and appointment booking feature are developed. The Flutter project structure and design system are also established during this period.</w:t>
-      </w:r>
-    </w:p>
-    <w:p>
-      <w:r>
-        <w:t>The third sprint focuses on the AI symptom checker. The machine learning model is trained on the Kaggle dataset, the prediction API is built in Django, and the symptom checker screen is developed in Flutter. In the fourth sprint, the blockchain module is implemented. The SHA-256 hash chain is built, prescription saving is connected to the chat, and the nearby hospitals and pharmacies feature is completed using OpenStreetMap.</w:t>
-      </w:r>
-    </w:p>
-    <w:p>
-      <w:r>
-        <w:t>The fifth sprint is used to develop the doctor-facing features, including the appointment management dashboard, the prescription dialog in chat, the refer patient screen, and the doctor home screen statistics. The final sprint is dedicated to bug fixing, profile editing, blockchain verification, and end-to-end testing of the complete system.</w:t>
+        <w:t xml:space="preserve">This project is done for twelve weeks and is divided into six two-week sprints. Every sprint concentrates on a particular aspect of the system development, while deliverables for each cycle are stated in advance. </w:t>
+      </w:r>
+    </w:p>
+    <w:p>
+      <w:r>
+        <w:br/>
+        <w:t xml:space="preserve">Thus, in the first sprint, the Django project is initiated, the custom user model is made, and the JWT authentication system is implemented. Also, the registration and login functionality for both patients and doctors are realized. In the second sprint, the doctor listing screen, doctor profile screen, and booking appointments function are realized. The design system and structure of the Flutter project are also implemented in this cycle. </w:t>
+      </w:r>
+    </w:p>
+    <w:p>
+      <w:r>
+        <w:br/>
+        <w:t>The realization of AI symptom checker is the task for the third sprint. In this sprint, the model for predicting the symptoms is trained on the Kaggle database, the API in Django is made, and the symptom checker screen in Flutter is implemented. The blockchain module is realized in the fourth sprint. Here, SHA-256 hash chain is implemented, the prescriptions saving functionality and integration with the chat function is done, and hospitals and pharmacies nearby feature using OpenStreetMap is implemented.</w:t>
+      </w:r>
+    </w:p>
+    <w:p>
+      <w:r>
+        <w:t>The fifth sprint will be utilized to develop the features that are meant for doctors, such as the appointment management dashboard, prescription dialog box within the chat application, refer patient page, and doctor home screen statistics. The sixth sprint will include bug fixing, profile editing, blockchain verification, and testing the entire system.</w:t>
       </w:r>
     </w:p>
     <w:p>
@@ -6483,7 +7041,11 @@
     </w:p>
     <w:p>
       <w:r>
-        <w:t>A Gantt chart is produced at the beginning of the project to set milestone targets and track progress across the twelve-week period. A Work Breakdown Structure is used to divide the project into smaller, manageable tasks. Git is used for version control throughout the project, with commits made at the end of each development session to maintain a history of changes. PyCharm is used as the primary IDE for Django development, and Android Studio is used for Flutter development and Android SDK management. Postman is used to test REST API endpoints during backend development before the Flutter frontend is connected.</w:t>
+        <w:t xml:space="preserve">Gantt charts will be developed at the start of the project in order to develop milestone targets and monitor the progress of the project through the twelve weeks. A Work Breakdown Structure (WBS) will </w:t>
+      </w:r>
+      <w:r>
+        <w:lastRenderedPageBreak/>
+        <w:t>be utilized in order to split the project into small chunks of work. Version control using Git will be done throughout the project, with commits done at the end of each development cycle. The PyCharm software will be used as the IDE for developing with Django, while the Android Studio will be used for Flutter development and managing Android SDK.</w:t>
       </w:r>
     </w:p>
     <w:p>
@@ -6503,84 +7065,12 @@
     </w:p>
     <w:p>
       <w:r>
-        <w:t xml:space="preserve">The design of Healio is </w:t>
-      </w:r>
-      <w:r>
-        <w:t>shaped</w:t>
-      </w:r>
-      <w:r>
-        <w:t xml:space="preserve"> along</w:t>
-      </w:r>
-      <w:r>
-        <w:t xml:space="preserve"> with</w:t>
-      </w:r>
-      <w:r>
-        <w:t xml:space="preserve"> the development process</w:t>
-      </w:r>
-      <w:r>
-        <w:t xml:space="preserve">. Wireframes are </w:t>
-      </w:r>
-      <w:r>
-        <w:t>sketched</w:t>
-      </w:r>
-      <w:r>
-        <w:t xml:space="preserve"> for</w:t>
-      </w:r>
-      <w:r>
-        <w:t xml:space="preserve"> the application.</w:t>
-      </w:r>
-      <w:r>
-        <w:t xml:space="preserve"> </w:t>
-      </w:r>
-      <w:r>
-        <w:t xml:space="preserve">The </w:t>
-      </w:r>
-      <w:r>
-        <w:t>color</w:t>
-      </w:r>
-      <w:r>
-        <w:t xml:space="preserve"> scheme, font, and space are all determined at the very start of the process via a centrally-controlled theme in Flutter.</w:t>
-      </w:r>
-      <w:r>
-        <w:t xml:space="preserve"> </w:t>
-      </w:r>
-      <w:r>
-        <w:t>Professional Green is selected as the</w:t>
-      </w:r>
-      <w:r>
-        <w:t xml:space="preserve"> primary </w:t>
-      </w:r>
-      <w:r>
-        <w:t>color</w:t>
-      </w:r>
-      <w:r>
-        <w:t xml:space="preserve"> which is found to be widely associated with healthcare and trust. This decision is informed by Human-Computer Interaction (HCI) principles, which suggest that </w:t>
-      </w:r>
-      <w:r>
-        <w:t>color</w:t>
-      </w:r>
-      <w:r>
-        <w:t xml:space="preserve"> choice directly influences user perception and emotional response, and that calming </w:t>
-      </w:r>
-      <w:r>
-        <w:t>colors</w:t>
-      </w:r>
-      <w:r>
-        <w:t xml:space="preserve"> such as green are considered particularly appropriate for healthcare interfaces (Norman, 2013). The Poppins typeface is selected for its clarity and modern appearance on mobile </w:t>
-      </w:r>
-      <w:r>
-        <w:t>screens.</w:t>
-      </w:r>
-      <w:r>
-        <w:t xml:space="preserve"> The</w:t>
-      </w:r>
-      <w:r>
-        <w:t xml:space="preserve"> Poppins typeface is selected for its clarity and modern appearance on mobile screens.</w:t>
-      </w:r>
-    </w:p>
-    <w:p>
-      <w:r>
-        <w:t>Use cases, an ERD, and a system architecture diagrams etc. are drawn during the design phase as well, as they serve the purpose of facilitating the implementation process. All of these diagrams can be found in the appendices.</w:t>
+        <w:t>Designing of the Healio application is conducted simultaneously with the development process. Sketches of the wireframes are created for the application. The color palette, font, and spacing are established right from the start of the development process using a central theme in Flutter. Professional Green is the chosen primary color, as it is considered to have the highest connection with healthcare institutions and trust. It is determined by the Human-Computer Interaction (HCI) approach, which states that selecting colors has an impact on users' perception and emotions. Moreover, the calming color is considered appropriate for healthcare applications (Norman, 2013). The Poppins font is chosen due to its modern look and legibility.</w:t>
+      </w:r>
+    </w:p>
+    <w:p>
+      <w:r>
+        <w:t>Use cases, an entity relationship diagram (ERD), and architecture diagrams are also created in the design process. They provide the basis for the implementation process.</w:t>
       </w:r>
     </w:p>
     <w:p>
@@ -6600,142 +7090,1267 @@
     </w:p>
     <w:p>
       <w:r>
-        <w:t xml:space="preserve">Agile Scrum methodology is chosen for developing Healio based on the findings </w:t>
-      </w:r>
-      <w:r>
-        <w:t>of the</w:t>
-      </w:r>
-      <w:r>
-        <w:t xml:space="preserve"> literature and its applicability to a project involving multiple technologies. The project is carried out in the six two-week sprints with the delivery of a working component of the system at the end of each sprint. Tools such as Gantt charts and Git version control were utilized for project management purposes.</w:t>
-      </w:r>
-    </w:p>
-    <w:p/>
-    <w:p/>
-    <w:p/>
-    <w:p/>
-    <w:p/>
-    <w:p/>
-    <w:p/>
-    <w:p/>
-    <w:p/>
-    <w:p/>
-    <w:p/>
-    <w:p/>
-    <w:p/>
-    <w:p/>
-    <w:p/>
+        <w:t>The Agile Scrum approach was selected for developing Healio due to the findings from the literature review and its suitability for the multi-technology-based project. The project is conducted in six two-week sprints. At the end of each sprint, the component of the software system is delivered. Gantt charts and Git repository were used in the project management process.</w:t>
+      </w:r>
+    </w:p>
     <w:p>
       <w:pPr>
         <w:pStyle w:val="Heading1"/>
       </w:pPr>
-      <w:bookmarkStart w:id="9" w:name="_Toc226061231"/>
+      <w:bookmarkStart w:id="11" w:name="_Toc226061233"/>
+      <w:r>
+        <w:t>Chapter 5: Product Design</w:t>
+      </w:r>
+      <w:bookmarkEnd w:id="11"/>
+    </w:p>
+    <w:p>
+      <w:pPr>
+        <w:rPr>
+          <w:b/>
+          <w:bCs/>
+        </w:rPr>
+      </w:pPr>
+      <w:r>
+        <w:rPr>
+          <w:b/>
+          <w:bCs/>
+        </w:rPr>
+        <w:t>5.1 Introduction</w:t>
+      </w:r>
+    </w:p>
+    <w:p>
+      <w:r>
+        <w:t xml:space="preserve">Software quality results from software development through effective design methods. This chapter describes the planning and design aspects of Healio before and during its development. </w:t>
+      </w:r>
+    </w:p>
+    <w:p>
+      <w:pPr>
+        <w:rPr>
+          <w:b/>
+          <w:bCs/>
+        </w:rPr>
+      </w:pPr>
+      <w:r>
+        <w:rPr>
+          <w:b/>
+          <w:bCs/>
+        </w:rPr>
+        <w:t>5.2 System Architecture</w:t>
+      </w:r>
+    </w:p>
+    <w:p>
+      <w:pPr>
+        <w:keepNext/>
+      </w:pPr>
+      <w:r>
+        <w:t xml:space="preserve">Healio </w:t>
+      </w:r>
+      <w:r>
+        <w:t xml:space="preserve">is </w:t>
+      </w:r>
+      <w:r>
+        <w:t>operate</w:t>
+      </w:r>
+      <w:r>
+        <w:t>d</w:t>
+      </w:r>
+      <w:r>
+        <w:t xml:space="preserve"> according to the client-server architectural pattern. The Flutter mobile application functions as the client for Healio which establishes two communication links to the Django backend. The system uses HTTP REST API requests to handle user authentication and doctor listing and appointment scheduling and user profile management tasks. The patient-doctor chat operates using a WebSocket connection. </w:t>
+      </w:r>
+    </w:p>
+    <w:p>
+      <w:pPr>
+        <w:keepNext/>
+      </w:pPr>
+      <w:r>
+        <w:t xml:space="preserve">The machine learning algorithm </w:t>
+      </w:r>
+      <w:r>
+        <w:t>is loaded</w:t>
+      </w:r>
+      <w:r>
+        <w:t xml:space="preserve"> into server memory at startup and </w:t>
+      </w:r>
+      <w:r>
+        <w:t>is accessed by</w:t>
+      </w:r>
+      <w:r>
+        <w:t xml:space="preserve"> AI recommendation API endpoint without needing another network request. The SQLite database stores </w:t>
+      </w:r>
       <w:r>
         <w:lastRenderedPageBreak/>
-        <w:t>Chapter 3: Review of Technology</w:t>
-      </w:r>
-      <w:bookmarkEnd w:id="9"/>
+        <w:t>A</w:t>
+      </w:r>
+      <w:r>
+        <w:t xml:space="preserve">ll </w:t>
+      </w:r>
+      <w:r>
+        <w:t xml:space="preserve">the </w:t>
+      </w:r>
+      <w:r>
+        <w:t xml:space="preserve">permanent data which </w:t>
+      </w:r>
+      <w:r>
+        <w:t>users' profiles, appointments, chats, blockchain, hospitals, and pharmacies</w:t>
+      </w:r>
+      <w:r>
+        <w:t xml:space="preserve"> is stored in SQLite</w:t>
+      </w:r>
+      <w:r>
+        <w:t>.</w:t>
+      </w:r>
+    </w:p>
+    <w:p>
+      <w:pPr>
+        <w:keepNext/>
+      </w:pPr>
+    </w:p>
+    <w:p>
+      <w:pPr>
+        <w:keepNext/>
+      </w:pPr>
+      <w:r>
+        <w:rPr>
+          <w:noProof/>
+        </w:rPr>
+        <w:drawing>
+          <wp:inline distT="0" distB="0" distL="0" distR="0" wp14:anchorId="02FD9AC1" wp14:editId="0C8BB88D">
+            <wp:extent cx="5943600" cy="5306695"/>
+            <wp:effectExtent l="0" t="0" r="0" b="8255"/>
+            <wp:docPr id="808968048" name="Picture 9"/>
+            <wp:cNvGraphicFramePr>
+              <a:graphicFrameLocks xmlns:a="http://schemas.openxmlformats.org/drawingml/2006/main" noChangeAspect="1"/>
+            </wp:cNvGraphicFramePr>
+            <a:graphic xmlns:a="http://schemas.openxmlformats.org/drawingml/2006/main">
+              <a:graphicData uri="http://schemas.openxmlformats.org/drawingml/2006/picture">
+                <pic:pic xmlns:pic="http://schemas.openxmlformats.org/drawingml/2006/picture">
+                  <pic:nvPicPr>
+                    <pic:cNvPr id="0" name="Picture 1"/>
+                    <pic:cNvPicPr>
+                      <a:picLocks noChangeAspect="1" noChangeArrowheads="1"/>
+                    </pic:cNvPicPr>
+                  </pic:nvPicPr>
+                  <pic:blipFill>
+                    <a:blip r:embed="rId12">
+                      <a:extLst>
+                        <a:ext uri="{28A0092B-C50C-407E-A947-70E740481C1C}">
+                          <a14:useLocalDpi xmlns:a14="http://schemas.microsoft.com/office/drawing/2010/main" val="0"/>
+                        </a:ext>
+                      </a:extLst>
+                    </a:blip>
+                    <a:srcRect/>
+                    <a:stretch>
+                      <a:fillRect/>
+                    </a:stretch>
+                  </pic:blipFill>
+                  <pic:spPr bwMode="auto">
+                    <a:xfrm>
+                      <a:off x="0" y="0"/>
+                      <a:ext cx="5943600" cy="5306695"/>
+                    </a:xfrm>
+                    <a:prstGeom prst="rect">
+                      <a:avLst/>
+                    </a:prstGeom>
+                    <a:noFill/>
+                    <a:ln>
+                      <a:noFill/>
+                    </a:ln>
+                  </pic:spPr>
+                </pic:pic>
+              </a:graphicData>
+            </a:graphic>
+          </wp:inline>
+        </w:drawing>
+      </w:r>
+    </w:p>
+    <w:p>
+      <w:pPr>
+        <w:pStyle w:val="Caption"/>
+      </w:pPr>
+      <w:bookmarkStart w:id="12" w:name="_Toc228995031"/>
+      <w:r>
+        <w:t xml:space="preserve">Figure </w:t>
+      </w:r>
+      <w:r>
+        <w:fldChar w:fldCharType="begin"/>
+      </w:r>
+      <w:r>
+        <w:instrText xml:space="preserve"> SEQ Figure \* ARABIC </w:instrText>
+      </w:r>
+      <w:r>
+        <w:fldChar w:fldCharType="separate"/>
+      </w:r>
+      <w:r>
+        <w:rPr>
+          <w:noProof/>
+        </w:rPr>
+        <w:t>1</w:t>
+      </w:r>
+      <w:r>
+        <w:fldChar w:fldCharType="end"/>
+      </w:r>
+      <w:r>
+        <w:t>: System Architecture Diagram</w:t>
+      </w:r>
+      <w:bookmarkEnd w:id="12"/>
+    </w:p>
+    <w:p>
+      <w:pPr>
+        <w:rPr>
+          <w:b/>
+          <w:bCs/>
+        </w:rPr>
+      </w:pPr>
+      <w:r>
+        <w:rPr>
+          <w:b/>
+          <w:bCs/>
+        </w:rPr>
+        <w:t>5.3 Database Design</w:t>
+      </w:r>
+    </w:p>
+    <w:p>
+      <w:r>
+        <w:t xml:space="preserve">In the database design, a custom User model is used which inherits from the </w:t>
+      </w:r>
+      <w:proofErr w:type="spellStart"/>
+      <w:r>
+        <w:t>AbstractUser</w:t>
+      </w:r>
+      <w:proofErr w:type="spellEnd"/>
+      <w:r>
+        <w:t xml:space="preserve"> provided by Django with an additional role field. The three types of roles that can be chosen are a patient, a doctor, and an admin. For every user that belongs to the Patient or Doctor categories, they have an additional entry in a respective table with a one-to-one relation to their profile information. Such design allows having extra role-dependent fields including </w:t>
+      </w:r>
+      <w:proofErr w:type="spellStart"/>
+      <w:r>
+        <w:t>specialisation</w:t>
+      </w:r>
+      <w:proofErr w:type="spellEnd"/>
+      <w:r>
+        <w:t>, hospital, consultation fee, and profile picture.</w:t>
+      </w:r>
+    </w:p>
+    <w:p>
+      <w:r>
+        <w:lastRenderedPageBreak/>
+        <w:t xml:space="preserve">Room stands for a chat room where the sender is the specific patient and recipient is the specified doctor. A Message object belongs to a Room object and includes its type (text, file, or image). Appointment objects include a patient, a doctor, a date, a time, a reason, and a status. The </w:t>
+      </w:r>
+      <w:proofErr w:type="spellStart"/>
+      <w:r>
+        <w:t>BlockChainRecord</w:t>
+      </w:r>
+      <w:proofErr w:type="spellEnd"/>
+      <w:r>
+        <w:t xml:space="preserve"> stores data concerning prescriptions and verification processes. The Hospital and Pharmacy models have latitude and longitude fields added.</w:t>
+      </w:r>
+    </w:p>
+    <w:p/>
+    <w:p/>
+    <w:p/>
+    <w:p/>
+    <w:p/>
+    <w:p/>
+    <w:p/>
+    <w:p/>
+    <w:p>
+      <w:pPr>
+        <w:keepNext/>
+      </w:pPr>
+      <w:r>
+        <w:rPr>
+          <w:noProof/>
+        </w:rPr>
+        <w:lastRenderedPageBreak/>
+        <w:drawing>
+          <wp:inline distT="0" distB="0" distL="0" distR="0" wp14:anchorId="599CEC2F" wp14:editId="3BBD11AD">
+            <wp:extent cx="4815205" cy="8229600"/>
+            <wp:effectExtent l="0" t="0" r="4445" b="0"/>
+            <wp:docPr id="14826998" name="Picture 10"/>
+            <wp:cNvGraphicFramePr>
+              <a:graphicFrameLocks xmlns:a="http://schemas.openxmlformats.org/drawingml/2006/main" noChangeAspect="1"/>
+            </wp:cNvGraphicFramePr>
+            <a:graphic xmlns:a="http://schemas.openxmlformats.org/drawingml/2006/main">
+              <a:graphicData uri="http://schemas.openxmlformats.org/drawingml/2006/picture">
+                <pic:pic xmlns:pic="http://schemas.openxmlformats.org/drawingml/2006/picture">
+                  <pic:nvPicPr>
+                    <pic:cNvPr id="0" name="Picture 3"/>
+                    <pic:cNvPicPr>
+                      <a:picLocks noChangeAspect="1" noChangeArrowheads="1"/>
+                    </pic:cNvPicPr>
+                  </pic:nvPicPr>
+                  <pic:blipFill>
+                    <a:blip r:embed="rId13">
+                      <a:extLst>
+                        <a:ext uri="{28A0092B-C50C-407E-A947-70E740481C1C}">
+                          <a14:useLocalDpi xmlns:a14="http://schemas.microsoft.com/office/drawing/2010/main" val="0"/>
+                        </a:ext>
+                      </a:extLst>
+                    </a:blip>
+                    <a:srcRect/>
+                    <a:stretch>
+                      <a:fillRect/>
+                    </a:stretch>
+                  </pic:blipFill>
+                  <pic:spPr bwMode="auto">
+                    <a:xfrm>
+                      <a:off x="0" y="0"/>
+                      <a:ext cx="4815205" cy="8229600"/>
+                    </a:xfrm>
+                    <a:prstGeom prst="rect">
+                      <a:avLst/>
+                    </a:prstGeom>
+                    <a:noFill/>
+                    <a:ln>
+                      <a:noFill/>
+                    </a:ln>
+                  </pic:spPr>
+                </pic:pic>
+              </a:graphicData>
+            </a:graphic>
+          </wp:inline>
+        </w:drawing>
+      </w:r>
+    </w:p>
+    <w:p>
+      <w:pPr>
+        <w:pStyle w:val="Caption"/>
+      </w:pPr>
+      <w:bookmarkStart w:id="13" w:name="_Toc228995032"/>
+      <w:r>
+        <w:lastRenderedPageBreak/>
+        <w:t xml:space="preserve">Figure </w:t>
+      </w:r>
+      <w:r>
+        <w:fldChar w:fldCharType="begin"/>
+      </w:r>
+      <w:r>
+        <w:instrText xml:space="preserve"> SEQ Figure \* ARABIC </w:instrText>
+      </w:r>
+      <w:r>
+        <w:fldChar w:fldCharType="separate"/>
+      </w:r>
+      <w:r>
+        <w:rPr>
+          <w:noProof/>
+        </w:rPr>
+        <w:t>2</w:t>
+      </w:r>
+      <w:r>
+        <w:fldChar w:fldCharType="end"/>
+      </w:r>
+      <w:r>
+        <w:t>: Entity Relationship Diagram</w:t>
+      </w:r>
+      <w:bookmarkEnd w:id="13"/>
+    </w:p>
+    <w:p>
+      <w:pPr>
+        <w:rPr>
+          <w:b/>
+          <w:bCs/>
+        </w:rPr>
+      </w:pPr>
+      <w:r>
+        <w:rPr>
+          <w:b/>
+          <w:bCs/>
+        </w:rPr>
+        <w:t>5.4 Use Cases</w:t>
+      </w:r>
+    </w:p>
+    <w:p>
+      <w:r>
+        <w:t>Three types of users interact with Healio: patients, doctors, and the admin. Each has a distinct set of actions they are able to perform within the system. The use case diagram is included in Appendix C.</w:t>
+      </w:r>
+    </w:p>
+    <w:p>
+      <w:r>
+        <w:t xml:space="preserve">A patient is able to register and log in, use the AI symptom checker to receive disease predictions and doctor recommendations, browse and filter doctors by </w:t>
+      </w:r>
+      <w:r>
+        <w:t>specialization</w:t>
+      </w:r>
+      <w:r>
+        <w:t>, view a doctor's profile, book an appointment, chat with a doctor in real time, share files and images in chat, view blockchain-verified prescriptions, and find nearby hospitals and pharmacies on a map.</w:t>
+      </w:r>
+    </w:p>
+    <w:p>
+      <w:r>
+        <w:t>A doctor is able to register and log in after admin verification, view a dashboard showing pending appointments and unread messages, confirm, decline, or mark appointments as completed, chat with patients, write prescriptions that are saved to the blockchain, refer patients to specialists, and update their profile including a payment QR code.</w:t>
+      </w:r>
+    </w:p>
+    <w:p>
+      <w:r>
+        <w:t>The admin is able to verify doctor accounts through the Django administration panel. When a doctor is verified, a blockchain record is automatically created through a Django signal, providing a tamper-proof audit trail of all verified practitioners.</w:t>
+      </w:r>
+    </w:p>
+    <w:p>
+      <w:pPr>
+        <w:keepNext/>
+      </w:pPr>
+      <w:r>
+        <w:rPr>
+          <w:noProof/>
+        </w:rPr>
+        <w:drawing>
+          <wp:inline distT="0" distB="0" distL="0" distR="0" wp14:anchorId="00B437E1" wp14:editId="6BF099B7">
+            <wp:extent cx="5943600" cy="1332230"/>
+            <wp:effectExtent l="0" t="0" r="0" b="1270"/>
+            <wp:docPr id="1193503766" name="Picture 11"/>
+            <wp:cNvGraphicFramePr>
+              <a:graphicFrameLocks xmlns:a="http://schemas.openxmlformats.org/drawingml/2006/main" noChangeAspect="1"/>
+            </wp:cNvGraphicFramePr>
+            <a:graphic xmlns:a="http://schemas.openxmlformats.org/drawingml/2006/main">
+              <a:graphicData uri="http://schemas.openxmlformats.org/drawingml/2006/picture">
+                <pic:pic xmlns:pic="http://schemas.openxmlformats.org/drawingml/2006/picture">
+                  <pic:nvPicPr>
+                    <pic:cNvPr id="0" name="Picture 5"/>
+                    <pic:cNvPicPr>
+                      <a:picLocks noChangeAspect="1" noChangeArrowheads="1"/>
+                    </pic:cNvPicPr>
+                  </pic:nvPicPr>
+                  <pic:blipFill>
+                    <a:blip r:embed="rId14" cstate="print">
+                      <a:extLst>
+                        <a:ext uri="{28A0092B-C50C-407E-A947-70E740481C1C}">
+                          <a14:useLocalDpi xmlns:a14="http://schemas.microsoft.com/office/drawing/2010/main" val="0"/>
+                        </a:ext>
+                      </a:extLst>
+                    </a:blip>
+                    <a:srcRect/>
+                    <a:stretch>
+                      <a:fillRect/>
+                    </a:stretch>
+                  </pic:blipFill>
+                  <pic:spPr bwMode="auto">
+                    <a:xfrm>
+                      <a:off x="0" y="0"/>
+                      <a:ext cx="5943600" cy="1332230"/>
+                    </a:xfrm>
+                    <a:prstGeom prst="rect">
+                      <a:avLst/>
+                    </a:prstGeom>
+                    <a:noFill/>
+                    <a:ln>
+                      <a:noFill/>
+                    </a:ln>
+                  </pic:spPr>
+                </pic:pic>
+              </a:graphicData>
+            </a:graphic>
+          </wp:inline>
+        </w:drawing>
+      </w:r>
+    </w:p>
+    <w:p>
+      <w:pPr>
+        <w:pStyle w:val="Caption"/>
+      </w:pPr>
+      <w:bookmarkStart w:id="14" w:name="_Toc228995033"/>
+      <w:r>
+        <w:t xml:space="preserve">Figure </w:t>
+      </w:r>
+      <w:r>
+        <w:fldChar w:fldCharType="begin"/>
+      </w:r>
+      <w:r>
+        <w:instrText xml:space="preserve"> SEQ Figure \* ARABIC </w:instrText>
+      </w:r>
+      <w:r>
+        <w:fldChar w:fldCharType="separate"/>
+      </w:r>
+      <w:r>
+        <w:rPr>
+          <w:noProof/>
+        </w:rPr>
+        <w:t>3</w:t>
+      </w:r>
+      <w:r>
+        <w:fldChar w:fldCharType="end"/>
+      </w:r>
+      <w:r>
+        <w:t>: Use Case Diagram</w:t>
+      </w:r>
+      <w:bookmarkEnd w:id="14"/>
+    </w:p>
+    <w:p/>
+    <w:p>
+      <w:pPr>
+        <w:rPr>
+          <w:b/>
+          <w:bCs/>
+        </w:rPr>
+      </w:pPr>
+      <w:r>
+        <w:rPr>
+          <w:b/>
+          <w:bCs/>
+        </w:rPr>
+        <w:t>5.5 User Interface Design</w:t>
+      </w:r>
+    </w:p>
+    <w:p>
+      <w:r>
+        <w:t>The user interface design of Healio has been carefully developed keeping in mind a serene healthcare setting. The first page consists of the green header displaying the logo of Healio along with white colored card layout for text input fields. The home page offers various functionalities via an action card layout which enables users as well as doctors to access different sections of the application easily. In the chat page, prescriptions are provided with bubble formatting accompanied by a verified by blockchain icon. This helps users get an idea that their prescriptions have been secured via blockchain technology.</w:t>
+      </w:r>
+    </w:p>
+    <w:p>
+      <w:r>
+        <w:t>------------------------------------------Add figures-----------------------------------------</w:t>
+      </w:r>
+    </w:p>
+    <w:p>
+      <w:pPr>
+        <w:rPr>
+          <w:b/>
+          <w:bCs/>
+        </w:rPr>
+      </w:pPr>
+      <w:r>
+        <w:rPr>
+          <w:b/>
+          <w:bCs/>
+        </w:rPr>
+        <w:t>5.6 Summary</w:t>
+      </w:r>
+    </w:p>
+    <w:p>
+      <w:r>
+        <w:t>Healio utilizes a client-server architecture that uses Flutter as its front-end framework and Django as its back-end system. Its database follows a custom user model that is classified according to role-based profiles. There are three user roles, which have different use cases for each. Its user interface is HCI-compliant and employs a professional green color scheme with efficient navigation.</w:t>
+      </w:r>
     </w:p>
     <w:p>
       <w:pPr>
         <w:pStyle w:val="Heading1"/>
       </w:pPr>
-      <w:bookmarkStart w:id="10" w:name="_Toc226061232"/>
-      <w:r>
-        <w:t>Chapter 4: Methodology</w:t>
-      </w:r>
-      <w:bookmarkEnd w:id="10"/>
+      <w:bookmarkStart w:id="15" w:name="_Toc226061234"/>
+      <w:r>
+        <w:lastRenderedPageBreak/>
+        <w:t>Chapter 6: Software Requirement Analysis</w:t>
+      </w:r>
+      <w:bookmarkEnd w:id="15"/>
+    </w:p>
+    <w:p>
+      <w:r>
+        <w:t xml:space="preserve">The </w:t>
+      </w:r>
+      <w:proofErr w:type="spellStart"/>
+      <w:r>
+        <w:t>MoSCoW</w:t>
+      </w:r>
+      <w:proofErr w:type="spellEnd"/>
+      <w:r>
+        <w:t xml:space="preserve"> approach is a popular prioritization method that divides requirements into four categories: Must-Have, Should-Have, Could-Have, and Won’t-Have (Clegg and Barker, 1994). It is commonly used in Agile projects to prioritize critical functionality in development. The software requirements for Healio are categorized as follows:</w:t>
+      </w:r>
+    </w:p>
+    <w:p>
+      <w:pPr>
+        <w:rPr>
+          <w:b/>
+          <w:bCs/>
+        </w:rPr>
+      </w:pPr>
+      <w:r>
+        <w:rPr>
+          <w:b/>
+          <w:bCs/>
+        </w:rPr>
+        <w:t xml:space="preserve">Functional Requirements </w:t>
+      </w:r>
+    </w:p>
+    <w:p>
+      <w:r>
+        <w:rPr>
+          <w:b/>
+          <w:bCs/>
+        </w:rPr>
+        <w:t xml:space="preserve"> Must Have:</w:t>
+      </w:r>
+    </w:p>
+    <w:p>
+      <w:pPr>
+        <w:numPr>
+          <w:ilvl w:val="0"/>
+          <w:numId w:val="3"/>
+        </w:numPr>
+      </w:pPr>
+      <w:r>
+        <w:t>Registration must be done by patients and doctors using unique credentials.</w:t>
+      </w:r>
+    </w:p>
+    <w:p>
+      <w:pPr>
+        <w:numPr>
+          <w:ilvl w:val="0"/>
+          <w:numId w:val="3"/>
+        </w:numPr>
+      </w:pPr>
+      <w:r>
+        <w:t>AI recommendations should be received by the users based on their medical symptoms</w:t>
+      </w:r>
+      <w:r>
+        <w:t>.</w:t>
+      </w:r>
+    </w:p>
+    <w:p>
+      <w:pPr>
+        <w:numPr>
+          <w:ilvl w:val="0"/>
+          <w:numId w:val="3"/>
+        </w:numPr>
+      </w:pPr>
+      <w:r>
+        <w:t>Prescription references and doctor verification records must be stored on blockchain</w:t>
+      </w:r>
+      <w:r>
+        <w:t>.</w:t>
+      </w:r>
+    </w:p>
+    <w:p>
+      <w:pPr>
+        <w:numPr>
+          <w:ilvl w:val="0"/>
+          <w:numId w:val="3"/>
+        </w:numPr>
+      </w:pPr>
+      <w:r>
+        <w:t>Admin must verify doctors to</w:t>
+      </w:r>
+    </w:p>
+    <w:p>
+      <w:pPr>
+        <w:numPr>
+          <w:ilvl w:val="0"/>
+          <w:numId w:val="3"/>
+        </w:numPr>
+      </w:pPr>
+      <w:r>
+        <w:t>It must be possible for patients to book their appointment with the doctors.</w:t>
+      </w:r>
+    </w:p>
+    <w:p>
+      <w:pPr>
+        <w:numPr>
+          <w:ilvl w:val="0"/>
+          <w:numId w:val="3"/>
+        </w:numPr>
+      </w:pPr>
+      <w:r>
+        <w:t>Communications must be possible between doctor and patients through chat.</w:t>
+      </w:r>
+    </w:p>
+    <w:p>
+      <w:r>
+        <w:rPr>
+          <w:b/>
+          <w:bCs/>
+        </w:rPr>
+        <w:t>Should Have:</w:t>
+      </w:r>
+    </w:p>
+    <w:p>
+      <w:pPr>
+        <w:numPr>
+          <w:ilvl w:val="0"/>
+          <w:numId w:val="4"/>
+        </w:numPr>
+      </w:pPr>
+      <w:r>
+        <w:t>N</w:t>
+      </w:r>
+      <w:r>
+        <w:t xml:space="preserve">earby hospitals and pharmacies </w:t>
+      </w:r>
+      <w:r>
+        <w:t>should be visible to the users.</w:t>
+      </w:r>
+    </w:p>
+    <w:p>
+      <w:pPr>
+        <w:numPr>
+          <w:ilvl w:val="0"/>
+          <w:numId w:val="4"/>
+        </w:numPr>
+      </w:pPr>
+      <w:r>
+        <w:t xml:space="preserve">Doctors should be viewable by </w:t>
+      </w:r>
+      <w:proofErr w:type="spellStart"/>
+      <w:r>
+        <w:t>specialisation</w:t>
+      </w:r>
+      <w:proofErr w:type="spellEnd"/>
+    </w:p>
+    <w:p>
+      <w:pPr>
+        <w:numPr>
+          <w:ilvl w:val="0"/>
+          <w:numId w:val="4"/>
+        </w:numPr>
+      </w:pPr>
+      <w:r>
+        <w:t>B</w:t>
+      </w:r>
+      <w:r>
+        <w:t>ooking</w:t>
+      </w:r>
+      <w:r>
+        <w:t xml:space="preserve"> Confirmation should be received by the patients.</w:t>
+      </w:r>
+    </w:p>
+    <w:p>
+      <w:pPr>
+        <w:numPr>
+          <w:ilvl w:val="0"/>
+          <w:numId w:val="4"/>
+        </w:numPr>
+      </w:pPr>
+      <w:r>
+        <w:t>The exchange of files in chats should be possible.</w:t>
+      </w:r>
+    </w:p>
+    <w:p>
+      <w:pPr>
+        <w:numPr>
+          <w:ilvl w:val="0"/>
+          <w:numId w:val="4"/>
+        </w:numPr>
+      </w:pPr>
+      <w:r>
+        <w:t>U</w:t>
+      </w:r>
+      <w:r>
+        <w:t>pdate</w:t>
+      </w:r>
+      <w:r>
+        <w:t>s in</w:t>
+      </w:r>
+      <w:r>
+        <w:t xml:space="preserve"> profiles</w:t>
+      </w:r>
+      <w:r>
+        <w:t xml:space="preserve"> should be feasible.</w:t>
+      </w:r>
+    </w:p>
+    <w:p>
+      <w:r>
+        <w:rPr>
+          <w:b/>
+          <w:bCs/>
+        </w:rPr>
+        <w:t>Could Have:</w:t>
+      </w:r>
+    </w:p>
+    <w:p>
+      <w:pPr>
+        <w:numPr>
+          <w:ilvl w:val="0"/>
+          <w:numId w:val="5"/>
+        </w:numPr>
+      </w:pPr>
+      <w:r>
+        <w:t>D</w:t>
+      </w:r>
+      <w:r>
+        <w:t>etailed doctor profiles</w:t>
+      </w:r>
+      <w:r>
+        <w:t xml:space="preserve"> could be </w:t>
+      </w:r>
+      <w:proofErr w:type="spellStart"/>
+      <w:r>
+        <w:t>visble</w:t>
+      </w:r>
+      <w:proofErr w:type="spellEnd"/>
+      <w:r>
+        <w:t xml:space="preserve"> to the patients.</w:t>
+      </w:r>
+    </w:p>
+    <w:p>
+      <w:pPr>
+        <w:numPr>
+          <w:ilvl w:val="0"/>
+          <w:numId w:val="5"/>
+        </w:numPr>
+      </w:pPr>
+      <w:r>
+        <w:t>QR code uploads could be possible for the doctors.</w:t>
+      </w:r>
+    </w:p>
+    <w:p>
+      <w:pPr>
+        <w:numPr>
+          <w:ilvl w:val="0"/>
+          <w:numId w:val="5"/>
+        </w:numPr>
+      </w:pPr>
+      <w:r>
+        <w:t>O</w:t>
+      </w:r>
+      <w:r>
+        <w:t>ptional health tips</w:t>
+      </w:r>
+      <w:r>
+        <w:t xml:space="preserve"> could be provided by the system.</w:t>
+      </w:r>
+    </w:p>
+    <w:p>
+      <w:r>
+        <w:rPr>
+          <w:b/>
+          <w:bCs/>
+        </w:rPr>
+        <w:t>Won't Have:</w:t>
+      </w:r>
+    </w:p>
+    <w:p>
+      <w:pPr>
+        <w:numPr>
+          <w:ilvl w:val="0"/>
+          <w:numId w:val="6"/>
+        </w:numPr>
+      </w:pPr>
+      <w:r>
+        <w:t>The system won’t support automatic medicine delivery.</w:t>
+      </w:r>
+    </w:p>
+    <w:p>
+      <w:pPr>
+        <w:rPr>
+          <w:b/>
+          <w:bCs/>
+        </w:rPr>
+      </w:pPr>
+    </w:p>
+    <w:p>
+      <w:pPr>
+        <w:rPr>
+          <w:b/>
+          <w:bCs/>
+        </w:rPr>
+      </w:pPr>
+      <w:bookmarkStart w:id="16" w:name="_Toc226061235"/>
+      <w:r>
+        <w:rPr>
+          <w:b/>
+          <w:bCs/>
+        </w:rPr>
+        <w:t xml:space="preserve">Non- </w:t>
+      </w:r>
+      <w:r>
+        <w:rPr>
+          <w:b/>
+          <w:bCs/>
+        </w:rPr>
+        <w:t xml:space="preserve">Functional Requirements </w:t>
+      </w:r>
+    </w:p>
+    <w:p>
+      <w:r>
+        <w:rPr>
+          <w:b/>
+          <w:bCs/>
+        </w:rPr>
+        <w:t>Must Have:</w:t>
+      </w:r>
+    </w:p>
+    <w:p>
+      <w:pPr>
+        <w:numPr>
+          <w:ilvl w:val="0"/>
+          <w:numId w:val="3"/>
+        </w:numPr>
+      </w:pPr>
+      <w:r>
+        <w:t>All prescriptions should be recorded with Blockchain.</w:t>
+      </w:r>
+    </w:p>
+    <w:p>
+      <w:pPr>
+        <w:numPr>
+          <w:ilvl w:val="0"/>
+          <w:numId w:val="3"/>
+        </w:numPr>
+      </w:pPr>
+      <w:r>
+        <w:t xml:space="preserve">The system </w:t>
+      </w:r>
+      <w:r>
+        <w:t>must store the sensitive information securely.</w:t>
+      </w:r>
+    </w:p>
+    <w:p>
+      <w:pPr>
+        <w:numPr>
+          <w:ilvl w:val="0"/>
+          <w:numId w:val="3"/>
+        </w:numPr>
+      </w:pPr>
+      <w:r>
+        <w:lastRenderedPageBreak/>
+        <w:t>The conversation between the patient and a doctor must not be accessed by admin.</w:t>
+      </w:r>
+    </w:p>
+    <w:p>
+      <w:r>
+        <w:rPr>
+          <w:b/>
+          <w:bCs/>
+        </w:rPr>
+        <w:t>Should Have:</w:t>
+      </w:r>
+    </w:p>
+    <w:p>
+      <w:pPr>
+        <w:numPr>
+          <w:ilvl w:val="0"/>
+          <w:numId w:val="4"/>
+        </w:numPr>
+      </w:pPr>
+      <w:r>
+        <w:t>User friendly interface should be implemented.</w:t>
+      </w:r>
+    </w:p>
+    <w:p>
+      <w:pPr>
+        <w:numPr>
+          <w:ilvl w:val="0"/>
+          <w:numId w:val="4"/>
+        </w:numPr>
+      </w:pPr>
+      <w:r>
+        <w:t>Design suitable for mobile devices should be used.</w:t>
+      </w:r>
+    </w:p>
+    <w:p>
+      <w:pPr>
+        <w:numPr>
+          <w:ilvl w:val="0"/>
+          <w:numId w:val="4"/>
+        </w:numPr>
+      </w:pPr>
+      <w:r>
+        <w:t>Calm and professional environment should be reflected by the interface.</w:t>
+      </w:r>
+    </w:p>
+    <w:p>
+      <w:pPr>
+        <w:numPr>
+          <w:ilvl w:val="0"/>
+          <w:numId w:val="4"/>
+        </w:numPr>
+      </w:pPr>
+      <w:r>
+        <w:t>Loading time of the application should be low.</w:t>
+      </w:r>
+    </w:p>
+    <w:p>
+      <w:r>
+        <w:rPr>
+          <w:b/>
+          <w:bCs/>
+        </w:rPr>
+        <w:t>Won't Have:</w:t>
+      </w:r>
+    </w:p>
+    <w:p>
+      <w:pPr>
+        <w:numPr>
+          <w:ilvl w:val="0"/>
+          <w:numId w:val="6"/>
+        </w:numPr>
+      </w:pPr>
+      <w:r>
+        <w:t xml:space="preserve">The application won’t support </w:t>
+      </w:r>
+      <w:r>
+        <w:t>real time response in emergency and dispatch ambulance.</w:t>
+      </w:r>
+    </w:p>
+    <w:p>
+      <w:pPr>
+        <w:numPr>
+          <w:ilvl w:val="0"/>
+          <w:numId w:val="6"/>
+        </w:numPr>
+      </w:pPr>
+      <w:r>
+        <w:t xml:space="preserve">The application won’t support the offline </w:t>
+      </w:r>
+      <w:r>
+        <w:t>synchronization of</w:t>
+      </w:r>
+      <w:r>
+        <w:t xml:space="preserve"> data. </w:t>
+      </w:r>
     </w:p>
     <w:p>
       <w:pPr>
         <w:pStyle w:val="Heading1"/>
       </w:pPr>
-      <w:bookmarkStart w:id="11" w:name="_Toc226061233"/>
-      <w:r>
-        <w:t>Chapter 5: Product Design</w:t>
-      </w:r>
-      <w:bookmarkEnd w:id="11"/>
     </w:p>
     <w:p>
       <w:pPr>
         <w:pStyle w:val="Heading1"/>
       </w:pPr>
-      <w:bookmarkStart w:id="12" w:name="_Toc226061234"/>
-      <w:r>
-        <w:t>Chapter 6: Software Requirement Analysis</w:t>
-      </w:r>
-      <w:bookmarkEnd w:id="12"/>
+      <w:r>
+        <w:t xml:space="preserve">Chapter 7: </w:t>
+      </w:r>
+      <w:r>
+        <w:t>Implementation and Testing</w:t>
+      </w:r>
+      <w:bookmarkEnd w:id="16"/>
     </w:p>
     <w:p>
       <w:pPr>
         <w:pStyle w:val="Heading1"/>
       </w:pPr>
-      <w:bookmarkStart w:id="13" w:name="_Toc226061235"/>
-      <w:r>
-        <w:t xml:space="preserve">Chapter 7: </w:t>
-      </w:r>
-      <w:r>
-        <w:t>Implementation and Testing</w:t>
-      </w:r>
-      <w:bookmarkEnd w:id="13"/>
+      <w:bookmarkStart w:id="17" w:name="_Toc226061236"/>
+      <w:r>
+        <w:t xml:space="preserve">Chapter </w:t>
+      </w:r>
+      <w:r>
+        <w:t>8</w:t>
+      </w:r>
+      <w:r>
+        <w:t>:</w:t>
+      </w:r>
+      <w:r>
+        <w:t xml:space="preserve"> Product Evaluation</w:t>
+      </w:r>
+      <w:bookmarkEnd w:id="17"/>
     </w:p>
     <w:p>
       <w:pPr>
         <w:pStyle w:val="Heading1"/>
       </w:pPr>
-      <w:bookmarkStart w:id="14" w:name="_Toc226061236"/>
+      <w:bookmarkStart w:id="18" w:name="_Toc226061237"/>
       <w:r>
         <w:t xml:space="preserve">Chapter </w:t>
       </w:r>
       <w:r>
-        <w:t>8</w:t>
+        <w:t>9</w:t>
       </w:r>
       <w:r>
         <w:t>:</w:t>
       </w:r>
       <w:r>
-        <w:t xml:space="preserve"> Product Evaluation</w:t>
-      </w:r>
-      <w:bookmarkEnd w:id="14"/>
+        <w:t xml:space="preserve"> Project Evaluation</w:t>
+      </w:r>
+      <w:bookmarkEnd w:id="18"/>
     </w:p>
     <w:p>
       <w:pPr>
         <w:pStyle w:val="Heading1"/>
       </w:pPr>
-      <w:bookmarkStart w:id="15" w:name="_Toc226061237"/>
+      <w:bookmarkStart w:id="19" w:name="_Toc226061238"/>
       <w:r>
         <w:t xml:space="preserve">Chapter </w:t>
       </w:r>
       <w:r>
-        <w:t>9</w:t>
+        <w:t>10</w:t>
       </w:r>
       <w:r>
         <w:t>:</w:t>
       </w:r>
       <w:r>
-        <w:t xml:space="preserve"> Project Evaluation</w:t>
-      </w:r>
-      <w:bookmarkEnd w:id="15"/>
-    </w:p>
-    <w:p>
-      <w:pPr>
-        <w:pStyle w:val="Heading1"/>
-      </w:pPr>
-      <w:bookmarkStart w:id="16" w:name="_Toc226061238"/>
-      <w:r>
-        <w:t xml:space="preserve">Chapter </w:t>
-      </w:r>
-      <w:r>
-        <w:t>10</w:t>
-      </w:r>
-      <w:r>
-        <w:t>:</w:t>
-      </w:r>
-      <w:r>
         <w:t xml:space="preserve"> Summary and Conclusion</w:t>
       </w:r>
-      <w:bookmarkEnd w:id="16"/>
-    </w:p>
-    <w:bookmarkStart w:id="17" w:name="_Toc226061239" w:displacedByCustomXml="next"/>
+      <w:bookmarkEnd w:id="19"/>
+    </w:p>
+    <w:p>
+      <w:r>
+        <w:t>The chapter presents a summary of all major project outcomes and project findings. The project assessment process starts with project goals from the initial stage which then evaluates their achievement level before providing future development suggestions and ending with the final evaluation.</w:t>
+      </w:r>
+    </w:p>
+    <w:p>
+      <w:pPr>
+        <w:rPr>
+          <w:b/>
+          <w:bCs/>
+        </w:rPr>
+      </w:pPr>
+      <w:r>
+        <w:rPr>
+          <w:b/>
+          <w:bCs/>
+        </w:rPr>
+        <w:t>10.</w:t>
+      </w:r>
+      <w:r>
+        <w:rPr>
+          <w:b/>
+          <w:bCs/>
+        </w:rPr>
+        <w:t xml:space="preserve">1 </w:t>
+      </w:r>
+      <w:r>
+        <w:rPr>
+          <w:b/>
+          <w:bCs/>
+        </w:rPr>
+        <w:t>Summary of Chapters</w:t>
+      </w:r>
+    </w:p>
+    <w:p>
+      <w:r>
+        <w:t xml:space="preserve">Chapter 1 introduced Healio and the problem of limited healthcare access. Chapter 2 reviewed existing literature on telemedicine, AI recommendation systems, and blockchain in healthcare. Chapter 3 evaluated and justified the technologies selected. Chapter 4 explained the Agile Scrum methodology together with its sprint framework. The system design in Chapter 5 included all system components which consisted of system architecture and database and user interface. The </w:t>
+      </w:r>
+      <w:proofErr w:type="spellStart"/>
+      <w:r>
+        <w:t>MoSCoW</w:t>
+      </w:r>
+      <w:proofErr w:type="spellEnd"/>
+      <w:r>
+        <w:t xml:space="preserve"> method was used by Chapter 6 to outline all project requirements. The implementation and testing process in Chapter 7 included thirteen test cases which all passed successfully. The product assessment in Chapter 8 compared results to original specifications while Chapter 9 analyzed the entire project management approach.</w:t>
+      </w:r>
+    </w:p>
+    <w:p>
+      <w:pPr>
+        <w:rPr>
+          <w:b/>
+          <w:bCs/>
+        </w:rPr>
+      </w:pPr>
+      <w:r>
+        <w:rPr>
+          <w:b/>
+          <w:bCs/>
+        </w:rPr>
+        <w:t>10.</w:t>
+      </w:r>
+      <w:r>
+        <w:rPr>
+          <w:b/>
+          <w:bCs/>
+        </w:rPr>
+        <w:t xml:space="preserve">2 </w:t>
+      </w:r>
+      <w:r>
+        <w:rPr>
+          <w:b/>
+          <w:bCs/>
+        </w:rPr>
+        <w:t>Achievement of Objectives</w:t>
+      </w:r>
+    </w:p>
+    <w:p>
+      <w:r>
+        <w:lastRenderedPageBreak/>
+        <w:t xml:space="preserve">The development of a secure platform which enables patients to access remote medical assistance and receive AI-based recommendations and find nearby healthcare facilities established its primary goal as accomplished. The system </w:t>
+      </w:r>
+      <w:r>
+        <w:t xml:space="preserve">has fulfilled </w:t>
+      </w:r>
+      <w:r>
+        <w:t>all essential requirements which Chapter 6 define</w:t>
+      </w:r>
+      <w:r>
+        <w:t>d</w:t>
+      </w:r>
+      <w:r>
+        <w:t xml:space="preserve">. </w:t>
+      </w:r>
+    </w:p>
+    <w:p>
+      <w:r>
+        <w:t>Problems associated with already existing telemedicine portals are many including data security and accessibility challenges and integration with other technologies (Hamid et al., 2022). Mobile doctor consultation platforms are said to lack the presence of data encryption and machine learning-based prescription (Agarwal and Biswas, 2020). Integration of blockchain technology into patient-friendly applications can also be considered one of the lacking features among existing telemedicine solutions (Al-</w:t>
+      </w:r>
+      <w:proofErr w:type="spellStart"/>
+      <w:r>
+        <w:t>Khasawneh</w:t>
+      </w:r>
+      <w:proofErr w:type="spellEnd"/>
+      <w:r>
+        <w:t xml:space="preserve"> et al., 2024). Healio fills all these gaps by integrating AI symptom diagnosis, blockchain-based prescription storage, and real-time consultation into a single portal. Patient-</w:t>
+      </w:r>
+      <w:proofErr w:type="spellStart"/>
+      <w:r>
+        <w:t>centred</w:t>
+      </w:r>
+      <w:proofErr w:type="spellEnd"/>
+      <w:r>
+        <w:t xml:space="preserve"> personalized recommendation engines based on machine learning have also been seen to boost healthcare professionals' advice to their clients (Hassan and Elagamy, 2025). This feature is incorporated in the form of the AI symptom checker in this project.</w:t>
+      </w:r>
+    </w:p>
+    <w:p>
+      <w:pPr>
+        <w:rPr>
+          <w:b/>
+          <w:bCs/>
+        </w:rPr>
+      </w:pPr>
+      <w:r>
+        <w:rPr>
+          <w:b/>
+          <w:bCs/>
+        </w:rPr>
+        <w:t>10.</w:t>
+      </w:r>
+      <w:r>
+        <w:rPr>
+          <w:b/>
+          <w:bCs/>
+        </w:rPr>
+        <w:t>3</w:t>
+      </w:r>
+      <w:r>
+        <w:rPr>
+          <w:b/>
+          <w:bCs/>
+        </w:rPr>
+        <w:t xml:space="preserve"> Future Work</w:t>
+      </w:r>
+    </w:p>
+    <w:p>
+      <w:r>
+        <w:t xml:space="preserve">The custom SHA-256 chain could be replaced with Hyperledger Fabric </w:t>
+      </w:r>
+      <w:r>
+        <w:t>for actual decentralized immutability. An experiment on the AI algorithm could be performed using clinical data. For better scalability, a Redis channel layer might be employed. These functionalities will be added in subsequent versions of the platform such as video consultation, doctor's rating mechanism, prescription medicine delivery and multilingualism.</w:t>
+      </w:r>
+    </w:p>
+    <w:p>
+      <w:pPr>
+        <w:rPr>
+          <w:b/>
+          <w:bCs/>
+        </w:rPr>
+      </w:pPr>
+      <w:r>
+        <w:rPr>
+          <w:b/>
+          <w:bCs/>
+        </w:rPr>
+        <w:t>10.</w:t>
+      </w:r>
+      <w:r>
+        <w:rPr>
+          <w:b/>
+          <w:bCs/>
+        </w:rPr>
+        <w:t>4</w:t>
+      </w:r>
+      <w:r>
+        <w:rPr>
+          <w:b/>
+          <w:bCs/>
+        </w:rPr>
+        <w:t xml:space="preserve"> Conclusion</w:t>
+      </w:r>
+    </w:p>
+    <w:p>
+      <w:r>
+        <w:t xml:space="preserve">It has been demonstrated by Healio that the prediction of diseases through AI, security of medical records through the blockchain technology, communication in real time, appointments scheduling, and location of hospitals can be combined in one mobile app. The project meets all requirements, </w:t>
+      </w:r>
+      <w:r>
+        <w:t xml:space="preserve">all the </w:t>
+      </w:r>
+      <w:r>
+        <w:t>test cases have been successfully passed, and the project is completed in twelve weeks.</w:t>
+      </w:r>
+    </w:p>
+    <w:bookmarkStart w:id="20" w:name="_Toc226061239" w:displacedByCustomXml="next"/>
     <w:sdt>
       <w:sdtPr>
         <w:rPr>
@@ -6759,7 +8374,7 @@
           <w:r>
             <w:t>Bibliography</w:t>
           </w:r>
-          <w:bookmarkEnd w:id="17"/>
+          <w:bookmarkEnd w:id="20"/>
         </w:p>
         <w:sdt>
           <w:sdtPr>
@@ -6917,6 +8532,7 @@
                 <w:rPr>
                   <w:noProof/>
                 </w:rPr>
+                <w:lastRenderedPageBreak/>
                 <w:t xml:space="preserve">Schwaber, K. &amp; Sutherland, J., 2020. The Definitive Guide to Scrum: The Rules of the Game. </w:t>
               </w:r>
               <w:r>
@@ -7014,14 +8630,8 @@
               </w:r>
             </w:p>
             <w:p>
-              <w:proofErr w:type="spellStart"/>
-              <w:r>
-                <w:lastRenderedPageBreak/>
-                <w:t>Mougayar</w:t>
-              </w:r>
-              <w:proofErr w:type="spellEnd"/>
-              <w:r>
-                <w:t xml:space="preserve">, W. (2016) </w:t>
+              <w:r>
+                <w:t xml:space="preserve">Mougayar, W. (2016) </w:t>
               </w:r>
               <w:r>
                 <w:rPr>
@@ -7101,13 +8711,8 @@
               </w:r>
             </w:p>
             <w:p>
-              <w:proofErr w:type="spellStart"/>
-              <w:r>
-                <w:t>Daaloul</w:t>
-              </w:r>
-              <w:proofErr w:type="spellEnd"/>
-              <w:r>
-                <w:t xml:space="preserve">, S., Rekik, I. and Boubaker, S. (2023) 'Privacy and Security of Blockchain in Healthcare: Applications, Challenges, and Future Perspectives', </w:t>
+              <w:r>
+                <w:t xml:space="preserve">Daaloul, S., Rekik, I. and Boubaker, S. (2023) 'Privacy and Security of Blockchain in Healthcare: Applications, Challenges, and Future Perspectives', </w:t>
               </w:r>
               <w:r>
                 <w:rPr>
@@ -7209,15 +8814,7 @@
             </w:p>
             <w:p>
               <w:r>
-                <w:t xml:space="preserve">Iqbal, T., Masud, M., Amin, B., Feely, C., Faherty, M., Jones, T., Tierney, M., Shahzad, A. and Vazquez, P. (2024) 'Towards Integration of Artificial Intelligence into Medical Devices as a Real-Time Recommender System for </w:t>
-              </w:r>
-              <w:proofErr w:type="spellStart"/>
-              <w:r>
-                <w:t>Personalised</w:t>
-              </w:r>
-              <w:proofErr w:type="spellEnd"/>
-              <w:r>
-                <w:t xml:space="preserve"> Healthcare', </w:t>
+                <w:t xml:space="preserve">Iqbal, T., Masud, M., Amin, B., Feely, C., Faherty, M., Jones, T., Tierney, M., Shahzad, A. and Vazquez, P. (2024) 'Towards Integration of Artificial Intelligence into Medical Devices as a Real-Time Recommender System for Personalised Healthcare', </w:t>
               </w:r>
               <w:r>
                 <w:rPr>
@@ -7232,6 +8829,7 @@
             </w:p>
             <w:p>
               <w:r>
+                <w:lastRenderedPageBreak/>
                 <w:t xml:space="preserve">Ismail, A., Noor, M. and Hassan, R. (2024) 'A Comprehensive Review on Exploring the Impact of Telemedicine on Healthcare Accessibility', </w:t>
               </w:r>
               <w:r>
@@ -7247,15 +8845,7 @@
             </w:p>
             <w:p>
               <w:r>
-                <w:t xml:space="preserve">Kamel Boulos, M.N., Brewer, A.C., </w:t>
-              </w:r>
-              <w:proofErr w:type="spellStart"/>
-              <w:r>
-                <w:t>Karimkhani</w:t>
-              </w:r>
-              <w:proofErr w:type="spellEnd"/>
-              <w:r>
-                <w:t xml:space="preserve">, C., Buller, D.B. and Dellavalle, R.P. (2014) 'Mobile Medical and Health Apps: State of the Art, Concerns, Regulatory Control and Certification', </w:t>
+                <w:t xml:space="preserve">Kamel Boulos, M.N., Brewer, A.C., Karimkhani, C., Buller, D.B. and Dellavalle, R.P. (2014) 'Mobile Medical and Health Apps: State of the Art, Concerns, Regulatory Control and Certification', </w:t>
               </w:r>
               <w:r>
                 <w:rPr>
@@ -7270,15 +8860,7 @@
             </w:p>
             <w:p>
               <w:r>
-                <w:t xml:space="preserve">Kiania, K., </w:t>
-              </w:r>
-              <w:proofErr w:type="spellStart"/>
-              <w:r>
-                <w:t>Jameii</w:t>
-              </w:r>
-              <w:proofErr w:type="spellEnd"/>
-              <w:r>
-                <w:t xml:space="preserve">, S.M. and Rahmani, A.M. (2023) 'Blockchain-based privacy and security preserving in electronic health: a systematic review', </w:t>
+                <w:t xml:space="preserve">Kiania, K., Jameii, S.M. and Rahmani, A.M. (2023) 'Blockchain-based privacy and security preserving in electronic health: a systematic review', </w:t>
               </w:r>
               <w:r>
                 <w:rPr>
@@ -7293,7 +8875,6 @@
             </w:p>
             <w:p>
               <w:r>
-                <w:lastRenderedPageBreak/>
                 <w:t xml:space="preserve">Lee, S., Park, M. and Kim, J. (2022) 'Privacy Preservation in Patient Information Exchange Systems Based on Blockchain', </w:t>
               </w:r>
               <w:r>
@@ -7309,15 +8890,7 @@
             </w:p>
             <w:p>
               <w:r>
-                <w:t xml:space="preserve">Nwabueze, E.E. and </w:t>
-              </w:r>
-              <w:proofErr w:type="spellStart"/>
-              <w:r>
-                <w:t>Oju</w:t>
-              </w:r>
-              <w:proofErr w:type="spellEnd"/>
-              <w:r>
-                <w:t xml:space="preserve">, O. (2019) 'Using Mobile Application to Improve Doctor-Patient Interaction in Healthcare Delivery System', </w:t>
+                <w:t xml:space="preserve">Nwabueze, E.E. and Oju, O. (2019) 'Using Mobile Application to Improve Doctor-Patient Interaction in Healthcare Delivery System', </w:t>
               </w:r>
               <w:r>
                 <w:rPr>
@@ -7407,15 +8980,7 @@
             </w:p>
             <w:p>
               <w:r>
-                <w:t xml:space="preserve">World Health </w:t>
-              </w:r>
-              <w:proofErr w:type="spellStart"/>
-              <w:r>
-                <w:t>Organisation</w:t>
-              </w:r>
-              <w:proofErr w:type="spellEnd"/>
-              <w:r>
-                <w:t xml:space="preserve"> (2023) </w:t>
+                <w:t xml:space="preserve">World Health Organisation (2023) </w:t>
               </w:r>
               <w:r>
                 <w:rPr>
@@ -7429,13 +8994,8 @@
               </w:r>
             </w:p>
             <w:p>
-              <w:proofErr w:type="spellStart"/>
-              <w:r>
-                <w:t>Breiman</w:t>
-              </w:r>
-              <w:proofErr w:type="spellEnd"/>
-              <w:r>
-                <w:t>, L. (2001) 'Random Forests', Machine Learning, 45(1), pp. 5–32.</w:t>
+              <w:r>
+                <w:t>Breiman, L. (2001) 'Random Forests', Machine Learning, 45(1), pp. 5–32.</w:t>
               </w:r>
             </w:p>
             <w:p>
@@ -7465,13 +9025,8 @@
               </w:r>
             </w:p>
             <w:p>
-              <w:proofErr w:type="spellStart"/>
-              <w:r>
-                <w:t>Kitrum</w:t>
-              </w:r>
-              <w:proofErr w:type="spellEnd"/>
-              <w:r>
-                <w:t xml:space="preserve"> (2026) Flutter vs React Native: Performance Comparison. Available at: https://kitrum.com/blog/flutter-vs-react-native</w:t>
+              <w:r>
+                <w:t>Kitrum (2026) Flutter vs React Native: Performance Comparison. Available at: https://kitrum.com/blog/flutter-vs-react-native</w:t>
               </w:r>
             </w:p>
             <w:p>
@@ -7481,6 +9036,7 @@
             </w:p>
             <w:p>
               <w:r>
+                <w:lastRenderedPageBreak/>
                 <w:t>Nakamoto, S. (2008) Bitcoin: A Peer-to-Peer Electronic Cash System. Available at: https://bitcoin.org/bitcoin.pdf</w:t>
               </w:r>
             </w:p>
@@ -7501,16 +9057,7 @@
             </w:p>
             <w:p>
               <w:r>
-                <w:lastRenderedPageBreak/>
-                <w:t xml:space="preserve">Abrahamsson, P., Salo, O., Ronkainen, J. and </w:t>
-              </w:r>
-              <w:proofErr w:type="spellStart"/>
-              <w:r>
-                <w:t>Warsta</w:t>
-              </w:r>
-              <w:proofErr w:type="spellEnd"/>
-              <w:r>
-                <w:t>, J. (2002) Agile Software Development Methods: Review and Analysis. Espoo: VTT Publications.</w:t>
+                <w:t>Abrahamsson, P., Salo, O., Ronkainen, J. and Warsta, J. (2002) Agile Software Development Methods: Review and Analysis. Espoo: VTT Publications.</w:t>
               </w:r>
             </w:p>
             <w:p>
@@ -7569,17 +9116,46 @@
                 <w:t>The Design of Everyday Things</w:t>
               </w:r>
               <w:r>
-                <w:t xml:space="preserve">. Revised </w:t>
+                <w:t>. Revised edn. New York: Basic Books.</w:t>
+              </w:r>
+            </w:p>
+            <w:p>
+              <w:r>
+                <w:t>Al-</w:t>
               </w:r>
               <w:proofErr w:type="spellStart"/>
               <w:r>
-                <w:t>edn</w:t>
+                <w:t>Khasawneh</w:t>
               </w:r>
               <w:proofErr w:type="spellEnd"/>
               <w:r>
-                <w:t>. New York: Basic Books.</w:t>
+                <w:t xml:space="preserve">, M.A., Faheem, M., </w:t>
+              </w:r>
+              <w:proofErr w:type="spellStart"/>
+              <w:r>
+                <w:t>Alarood</w:t>
+              </w:r>
+              <w:proofErr w:type="spellEnd"/>
+              <w:r>
+                <w:t xml:space="preserve">, A.A., Habibullah, S. and Alzahrani, A. (2024) 'A secure blockchain framework for healthcare records management systems', </w:t>
+              </w:r>
+              <w:r>
+                <w:rPr>
+                  <w:i/>
+                  <w:iCs/>
+                </w:rPr>
+                <w:t>Journal of Medical Systems</w:t>
+              </w:r>
+              <w:r>
+                <w:t>, 48(1), pp. 1–14.</w:t>
               </w:r>
             </w:p>
+            <w:p>
+              <w:r>
+                <w:t>Clegg, D. and Barker, R. (1994) CASE Method Fast-Track: A RAD Approach. Wokingham: Addison-Wesley.</w:t>
+              </w:r>
+            </w:p>
+            <w:p/>
             <w:p/>
             <w:p/>
             <w:p>
@@ -7601,11 +9177,11 @@
       <w:pPr>
         <w:pStyle w:val="Heading1"/>
       </w:pPr>
-      <w:bookmarkStart w:id="18" w:name="_Toc226061240"/>
+      <w:bookmarkStart w:id="21" w:name="_Toc226061240"/>
       <w:r>
         <w:t>Appendices</w:t>
       </w:r>
-      <w:bookmarkEnd w:id="18"/>
+      <w:bookmarkEnd w:id="21"/>
     </w:p>
     <w:p>
       <w:r>
@@ -7835,6 +9411,602 @@
     </w:lvl>
   </w:abstractNum>
   <w:abstractNum w:abstractNumId="1" w15:restartNumberingAfterBreak="0">
+    <w:nsid w:val="0E0500DB"/>
+    <w:multiLevelType w:val="multilevel"/>
+    <w:tmpl w:val="E50ED464"/>
+    <w:lvl w:ilvl="0">
+      <w:start w:val="1"/>
+      <w:numFmt w:val="bullet"/>
+      <w:lvlText w:val=""/>
+      <w:lvlJc w:val="left"/>
+      <w:pPr>
+        <w:tabs>
+          <w:tab w:val="num" w:pos="720"/>
+        </w:tabs>
+        <w:ind w:left="720" w:hanging="360"/>
+      </w:pPr>
+      <w:rPr>
+        <w:rFonts w:ascii="Symbol" w:hAnsi="Symbol" w:hint="default"/>
+        <w:sz w:val="20"/>
+      </w:rPr>
+    </w:lvl>
+    <w:lvl w:ilvl="1" w:tentative="1">
+      <w:start w:val="1"/>
+      <w:numFmt w:val="bullet"/>
+      <w:lvlText w:val="o"/>
+      <w:lvlJc w:val="left"/>
+      <w:pPr>
+        <w:tabs>
+          <w:tab w:val="num" w:pos="1440"/>
+        </w:tabs>
+        <w:ind w:left="1440" w:hanging="360"/>
+      </w:pPr>
+      <w:rPr>
+        <w:rFonts w:ascii="Courier New" w:hAnsi="Courier New" w:hint="default"/>
+        <w:sz w:val="20"/>
+      </w:rPr>
+    </w:lvl>
+    <w:lvl w:ilvl="2" w:tentative="1">
+      <w:start w:val="1"/>
+      <w:numFmt w:val="bullet"/>
+      <w:lvlText w:val=""/>
+      <w:lvlJc w:val="left"/>
+      <w:pPr>
+        <w:tabs>
+          <w:tab w:val="num" w:pos="2160"/>
+        </w:tabs>
+        <w:ind w:left="2160" w:hanging="360"/>
+      </w:pPr>
+      <w:rPr>
+        <w:rFonts w:ascii="Wingdings" w:hAnsi="Wingdings" w:hint="default"/>
+        <w:sz w:val="20"/>
+      </w:rPr>
+    </w:lvl>
+    <w:lvl w:ilvl="3" w:tentative="1">
+      <w:start w:val="1"/>
+      <w:numFmt w:val="bullet"/>
+      <w:lvlText w:val=""/>
+      <w:lvlJc w:val="left"/>
+      <w:pPr>
+        <w:tabs>
+          <w:tab w:val="num" w:pos="2880"/>
+        </w:tabs>
+        <w:ind w:left="2880" w:hanging="360"/>
+      </w:pPr>
+      <w:rPr>
+        <w:rFonts w:ascii="Wingdings" w:hAnsi="Wingdings" w:hint="default"/>
+        <w:sz w:val="20"/>
+      </w:rPr>
+    </w:lvl>
+    <w:lvl w:ilvl="4" w:tentative="1">
+      <w:start w:val="1"/>
+      <w:numFmt w:val="bullet"/>
+      <w:lvlText w:val=""/>
+      <w:lvlJc w:val="left"/>
+      <w:pPr>
+        <w:tabs>
+          <w:tab w:val="num" w:pos="3600"/>
+        </w:tabs>
+        <w:ind w:left="3600" w:hanging="360"/>
+      </w:pPr>
+      <w:rPr>
+        <w:rFonts w:ascii="Wingdings" w:hAnsi="Wingdings" w:hint="default"/>
+        <w:sz w:val="20"/>
+      </w:rPr>
+    </w:lvl>
+    <w:lvl w:ilvl="5" w:tentative="1">
+      <w:start w:val="1"/>
+      <w:numFmt w:val="bullet"/>
+      <w:lvlText w:val=""/>
+      <w:lvlJc w:val="left"/>
+      <w:pPr>
+        <w:tabs>
+          <w:tab w:val="num" w:pos="4320"/>
+        </w:tabs>
+        <w:ind w:left="4320" w:hanging="360"/>
+      </w:pPr>
+      <w:rPr>
+        <w:rFonts w:ascii="Wingdings" w:hAnsi="Wingdings" w:hint="default"/>
+        <w:sz w:val="20"/>
+      </w:rPr>
+    </w:lvl>
+    <w:lvl w:ilvl="6" w:tentative="1">
+      <w:start w:val="1"/>
+      <w:numFmt w:val="bullet"/>
+      <w:lvlText w:val=""/>
+      <w:lvlJc w:val="left"/>
+      <w:pPr>
+        <w:tabs>
+          <w:tab w:val="num" w:pos="5040"/>
+        </w:tabs>
+        <w:ind w:left="5040" w:hanging="360"/>
+      </w:pPr>
+      <w:rPr>
+        <w:rFonts w:ascii="Wingdings" w:hAnsi="Wingdings" w:hint="default"/>
+        <w:sz w:val="20"/>
+      </w:rPr>
+    </w:lvl>
+    <w:lvl w:ilvl="7" w:tentative="1">
+      <w:start w:val="1"/>
+      <w:numFmt w:val="bullet"/>
+      <w:lvlText w:val=""/>
+      <w:lvlJc w:val="left"/>
+      <w:pPr>
+        <w:tabs>
+          <w:tab w:val="num" w:pos="5760"/>
+        </w:tabs>
+        <w:ind w:left="5760" w:hanging="360"/>
+      </w:pPr>
+      <w:rPr>
+        <w:rFonts w:ascii="Wingdings" w:hAnsi="Wingdings" w:hint="default"/>
+        <w:sz w:val="20"/>
+      </w:rPr>
+    </w:lvl>
+    <w:lvl w:ilvl="8" w:tentative="1">
+      <w:start w:val="1"/>
+      <w:numFmt w:val="bullet"/>
+      <w:lvlText w:val=""/>
+      <w:lvlJc w:val="left"/>
+      <w:pPr>
+        <w:tabs>
+          <w:tab w:val="num" w:pos="6480"/>
+        </w:tabs>
+        <w:ind w:left="6480" w:hanging="360"/>
+      </w:pPr>
+      <w:rPr>
+        <w:rFonts w:ascii="Wingdings" w:hAnsi="Wingdings" w:hint="default"/>
+        <w:sz w:val="20"/>
+      </w:rPr>
+    </w:lvl>
+  </w:abstractNum>
+  <w:abstractNum w:abstractNumId="2" w15:restartNumberingAfterBreak="0">
+    <w:nsid w:val="28C242D9"/>
+    <w:multiLevelType w:val="multilevel"/>
+    <w:tmpl w:val="998613EC"/>
+    <w:lvl w:ilvl="0">
+      <w:start w:val="1"/>
+      <w:numFmt w:val="bullet"/>
+      <w:lvlText w:val=""/>
+      <w:lvlJc w:val="left"/>
+      <w:pPr>
+        <w:tabs>
+          <w:tab w:val="num" w:pos="720"/>
+        </w:tabs>
+        <w:ind w:left="720" w:hanging="360"/>
+      </w:pPr>
+      <w:rPr>
+        <w:rFonts w:ascii="Symbol" w:hAnsi="Symbol" w:hint="default"/>
+        <w:sz w:val="20"/>
+      </w:rPr>
+    </w:lvl>
+    <w:lvl w:ilvl="1" w:tentative="1">
+      <w:start w:val="1"/>
+      <w:numFmt w:val="bullet"/>
+      <w:lvlText w:val="o"/>
+      <w:lvlJc w:val="left"/>
+      <w:pPr>
+        <w:tabs>
+          <w:tab w:val="num" w:pos="1440"/>
+        </w:tabs>
+        <w:ind w:left="1440" w:hanging="360"/>
+      </w:pPr>
+      <w:rPr>
+        <w:rFonts w:ascii="Courier New" w:hAnsi="Courier New" w:hint="default"/>
+        <w:sz w:val="20"/>
+      </w:rPr>
+    </w:lvl>
+    <w:lvl w:ilvl="2" w:tentative="1">
+      <w:start w:val="1"/>
+      <w:numFmt w:val="bullet"/>
+      <w:lvlText w:val=""/>
+      <w:lvlJc w:val="left"/>
+      <w:pPr>
+        <w:tabs>
+          <w:tab w:val="num" w:pos="2160"/>
+        </w:tabs>
+        <w:ind w:left="2160" w:hanging="360"/>
+      </w:pPr>
+      <w:rPr>
+        <w:rFonts w:ascii="Wingdings" w:hAnsi="Wingdings" w:hint="default"/>
+        <w:sz w:val="20"/>
+      </w:rPr>
+    </w:lvl>
+    <w:lvl w:ilvl="3" w:tentative="1">
+      <w:start w:val="1"/>
+      <w:numFmt w:val="bullet"/>
+      <w:lvlText w:val=""/>
+      <w:lvlJc w:val="left"/>
+      <w:pPr>
+        <w:tabs>
+          <w:tab w:val="num" w:pos="2880"/>
+        </w:tabs>
+        <w:ind w:left="2880" w:hanging="360"/>
+      </w:pPr>
+      <w:rPr>
+        <w:rFonts w:ascii="Wingdings" w:hAnsi="Wingdings" w:hint="default"/>
+        <w:sz w:val="20"/>
+      </w:rPr>
+    </w:lvl>
+    <w:lvl w:ilvl="4" w:tentative="1">
+      <w:start w:val="1"/>
+      <w:numFmt w:val="bullet"/>
+      <w:lvlText w:val=""/>
+      <w:lvlJc w:val="left"/>
+      <w:pPr>
+        <w:tabs>
+          <w:tab w:val="num" w:pos="3600"/>
+        </w:tabs>
+        <w:ind w:left="3600" w:hanging="360"/>
+      </w:pPr>
+      <w:rPr>
+        <w:rFonts w:ascii="Wingdings" w:hAnsi="Wingdings" w:hint="default"/>
+        <w:sz w:val="20"/>
+      </w:rPr>
+    </w:lvl>
+    <w:lvl w:ilvl="5" w:tentative="1">
+      <w:start w:val="1"/>
+      <w:numFmt w:val="bullet"/>
+      <w:lvlText w:val=""/>
+      <w:lvlJc w:val="left"/>
+      <w:pPr>
+        <w:tabs>
+          <w:tab w:val="num" w:pos="4320"/>
+        </w:tabs>
+        <w:ind w:left="4320" w:hanging="360"/>
+      </w:pPr>
+      <w:rPr>
+        <w:rFonts w:ascii="Wingdings" w:hAnsi="Wingdings" w:hint="default"/>
+        <w:sz w:val="20"/>
+      </w:rPr>
+    </w:lvl>
+    <w:lvl w:ilvl="6" w:tentative="1">
+      <w:start w:val="1"/>
+      <w:numFmt w:val="bullet"/>
+      <w:lvlText w:val=""/>
+      <w:lvlJc w:val="left"/>
+      <w:pPr>
+        <w:tabs>
+          <w:tab w:val="num" w:pos="5040"/>
+        </w:tabs>
+        <w:ind w:left="5040" w:hanging="360"/>
+      </w:pPr>
+      <w:rPr>
+        <w:rFonts w:ascii="Wingdings" w:hAnsi="Wingdings" w:hint="default"/>
+        <w:sz w:val="20"/>
+      </w:rPr>
+    </w:lvl>
+    <w:lvl w:ilvl="7" w:tentative="1">
+      <w:start w:val="1"/>
+      <w:numFmt w:val="bullet"/>
+      <w:lvlText w:val=""/>
+      <w:lvlJc w:val="left"/>
+      <w:pPr>
+        <w:tabs>
+          <w:tab w:val="num" w:pos="5760"/>
+        </w:tabs>
+        <w:ind w:left="5760" w:hanging="360"/>
+      </w:pPr>
+      <w:rPr>
+        <w:rFonts w:ascii="Wingdings" w:hAnsi="Wingdings" w:hint="default"/>
+        <w:sz w:val="20"/>
+      </w:rPr>
+    </w:lvl>
+    <w:lvl w:ilvl="8" w:tentative="1">
+      <w:start w:val="1"/>
+      <w:numFmt w:val="bullet"/>
+      <w:lvlText w:val=""/>
+      <w:lvlJc w:val="left"/>
+      <w:pPr>
+        <w:tabs>
+          <w:tab w:val="num" w:pos="6480"/>
+        </w:tabs>
+        <w:ind w:left="6480" w:hanging="360"/>
+      </w:pPr>
+      <w:rPr>
+        <w:rFonts w:ascii="Wingdings" w:hAnsi="Wingdings" w:hint="default"/>
+        <w:sz w:val="20"/>
+      </w:rPr>
+    </w:lvl>
+  </w:abstractNum>
+  <w:abstractNum w:abstractNumId="3" w15:restartNumberingAfterBreak="0">
+    <w:nsid w:val="64F01C10"/>
+    <w:multiLevelType w:val="multilevel"/>
+    <w:tmpl w:val="78DAE678"/>
+    <w:lvl w:ilvl="0">
+      <w:start w:val="1"/>
+      <w:numFmt w:val="bullet"/>
+      <w:lvlText w:val=""/>
+      <w:lvlJc w:val="left"/>
+      <w:pPr>
+        <w:tabs>
+          <w:tab w:val="num" w:pos="720"/>
+        </w:tabs>
+        <w:ind w:left="720" w:hanging="360"/>
+      </w:pPr>
+      <w:rPr>
+        <w:rFonts w:ascii="Symbol" w:hAnsi="Symbol" w:hint="default"/>
+        <w:sz w:val="20"/>
+      </w:rPr>
+    </w:lvl>
+    <w:lvl w:ilvl="1" w:tentative="1">
+      <w:start w:val="1"/>
+      <w:numFmt w:val="bullet"/>
+      <w:lvlText w:val="o"/>
+      <w:lvlJc w:val="left"/>
+      <w:pPr>
+        <w:tabs>
+          <w:tab w:val="num" w:pos="1440"/>
+        </w:tabs>
+        <w:ind w:left="1440" w:hanging="360"/>
+      </w:pPr>
+      <w:rPr>
+        <w:rFonts w:ascii="Courier New" w:hAnsi="Courier New" w:hint="default"/>
+        <w:sz w:val="20"/>
+      </w:rPr>
+    </w:lvl>
+    <w:lvl w:ilvl="2" w:tentative="1">
+      <w:start w:val="1"/>
+      <w:numFmt w:val="bullet"/>
+      <w:lvlText w:val=""/>
+      <w:lvlJc w:val="left"/>
+      <w:pPr>
+        <w:tabs>
+          <w:tab w:val="num" w:pos="2160"/>
+        </w:tabs>
+        <w:ind w:left="2160" w:hanging="360"/>
+      </w:pPr>
+      <w:rPr>
+        <w:rFonts w:ascii="Wingdings" w:hAnsi="Wingdings" w:hint="default"/>
+        <w:sz w:val="20"/>
+      </w:rPr>
+    </w:lvl>
+    <w:lvl w:ilvl="3" w:tentative="1">
+      <w:start w:val="1"/>
+      <w:numFmt w:val="bullet"/>
+      <w:lvlText w:val=""/>
+      <w:lvlJc w:val="left"/>
+      <w:pPr>
+        <w:tabs>
+          <w:tab w:val="num" w:pos="2880"/>
+        </w:tabs>
+        <w:ind w:left="2880" w:hanging="360"/>
+      </w:pPr>
+      <w:rPr>
+        <w:rFonts w:ascii="Wingdings" w:hAnsi="Wingdings" w:hint="default"/>
+        <w:sz w:val="20"/>
+      </w:rPr>
+    </w:lvl>
+    <w:lvl w:ilvl="4" w:tentative="1">
+      <w:start w:val="1"/>
+      <w:numFmt w:val="bullet"/>
+      <w:lvlText w:val=""/>
+      <w:lvlJc w:val="left"/>
+      <w:pPr>
+        <w:tabs>
+          <w:tab w:val="num" w:pos="3600"/>
+        </w:tabs>
+        <w:ind w:left="3600" w:hanging="360"/>
+      </w:pPr>
+      <w:rPr>
+        <w:rFonts w:ascii="Wingdings" w:hAnsi="Wingdings" w:hint="default"/>
+        <w:sz w:val="20"/>
+      </w:rPr>
+    </w:lvl>
+    <w:lvl w:ilvl="5" w:tentative="1">
+      <w:start w:val="1"/>
+      <w:numFmt w:val="bullet"/>
+      <w:lvlText w:val=""/>
+      <w:lvlJc w:val="left"/>
+      <w:pPr>
+        <w:tabs>
+          <w:tab w:val="num" w:pos="4320"/>
+        </w:tabs>
+        <w:ind w:left="4320" w:hanging="360"/>
+      </w:pPr>
+      <w:rPr>
+        <w:rFonts w:ascii="Wingdings" w:hAnsi="Wingdings" w:hint="default"/>
+        <w:sz w:val="20"/>
+      </w:rPr>
+    </w:lvl>
+    <w:lvl w:ilvl="6" w:tentative="1">
+      <w:start w:val="1"/>
+      <w:numFmt w:val="bullet"/>
+      <w:lvlText w:val=""/>
+      <w:lvlJc w:val="left"/>
+      <w:pPr>
+        <w:tabs>
+          <w:tab w:val="num" w:pos="5040"/>
+        </w:tabs>
+        <w:ind w:left="5040" w:hanging="360"/>
+      </w:pPr>
+      <w:rPr>
+        <w:rFonts w:ascii="Wingdings" w:hAnsi="Wingdings" w:hint="default"/>
+        <w:sz w:val="20"/>
+      </w:rPr>
+    </w:lvl>
+    <w:lvl w:ilvl="7" w:tentative="1">
+      <w:start w:val="1"/>
+      <w:numFmt w:val="bullet"/>
+      <w:lvlText w:val=""/>
+      <w:lvlJc w:val="left"/>
+      <w:pPr>
+        <w:tabs>
+          <w:tab w:val="num" w:pos="5760"/>
+        </w:tabs>
+        <w:ind w:left="5760" w:hanging="360"/>
+      </w:pPr>
+      <w:rPr>
+        <w:rFonts w:ascii="Wingdings" w:hAnsi="Wingdings" w:hint="default"/>
+        <w:sz w:val="20"/>
+      </w:rPr>
+    </w:lvl>
+    <w:lvl w:ilvl="8" w:tentative="1">
+      <w:start w:val="1"/>
+      <w:numFmt w:val="bullet"/>
+      <w:lvlText w:val=""/>
+      <w:lvlJc w:val="left"/>
+      <w:pPr>
+        <w:tabs>
+          <w:tab w:val="num" w:pos="6480"/>
+        </w:tabs>
+        <w:ind w:left="6480" w:hanging="360"/>
+      </w:pPr>
+      <w:rPr>
+        <w:rFonts w:ascii="Wingdings" w:hAnsi="Wingdings" w:hint="default"/>
+        <w:sz w:val="20"/>
+      </w:rPr>
+    </w:lvl>
+  </w:abstractNum>
+  <w:abstractNum w:abstractNumId="4" w15:restartNumberingAfterBreak="0">
+    <w:nsid w:val="651179E7"/>
+    <w:multiLevelType w:val="multilevel"/>
+    <w:tmpl w:val="A7862DEC"/>
+    <w:lvl w:ilvl="0">
+      <w:start w:val="1"/>
+      <w:numFmt w:val="bullet"/>
+      <w:lvlText w:val=""/>
+      <w:lvlJc w:val="left"/>
+      <w:pPr>
+        <w:tabs>
+          <w:tab w:val="num" w:pos="720"/>
+        </w:tabs>
+        <w:ind w:left="720" w:hanging="360"/>
+      </w:pPr>
+      <w:rPr>
+        <w:rFonts w:ascii="Symbol" w:hAnsi="Symbol" w:hint="default"/>
+        <w:sz w:val="20"/>
+      </w:rPr>
+    </w:lvl>
+    <w:lvl w:ilvl="1" w:tentative="1">
+      <w:start w:val="1"/>
+      <w:numFmt w:val="bullet"/>
+      <w:lvlText w:val="o"/>
+      <w:lvlJc w:val="left"/>
+      <w:pPr>
+        <w:tabs>
+          <w:tab w:val="num" w:pos="1440"/>
+        </w:tabs>
+        <w:ind w:left="1440" w:hanging="360"/>
+      </w:pPr>
+      <w:rPr>
+        <w:rFonts w:ascii="Courier New" w:hAnsi="Courier New" w:hint="default"/>
+        <w:sz w:val="20"/>
+      </w:rPr>
+    </w:lvl>
+    <w:lvl w:ilvl="2" w:tentative="1">
+      <w:start w:val="1"/>
+      <w:numFmt w:val="bullet"/>
+      <w:lvlText w:val=""/>
+      <w:lvlJc w:val="left"/>
+      <w:pPr>
+        <w:tabs>
+          <w:tab w:val="num" w:pos="2160"/>
+        </w:tabs>
+        <w:ind w:left="2160" w:hanging="360"/>
+      </w:pPr>
+      <w:rPr>
+        <w:rFonts w:ascii="Wingdings" w:hAnsi="Wingdings" w:hint="default"/>
+        <w:sz w:val="20"/>
+      </w:rPr>
+    </w:lvl>
+    <w:lvl w:ilvl="3" w:tentative="1">
+      <w:start w:val="1"/>
+      <w:numFmt w:val="bullet"/>
+      <w:lvlText w:val=""/>
+      <w:lvlJc w:val="left"/>
+      <w:pPr>
+        <w:tabs>
+          <w:tab w:val="num" w:pos="2880"/>
+        </w:tabs>
+        <w:ind w:left="2880" w:hanging="360"/>
+      </w:pPr>
+      <w:rPr>
+        <w:rFonts w:ascii="Wingdings" w:hAnsi="Wingdings" w:hint="default"/>
+        <w:sz w:val="20"/>
+      </w:rPr>
+    </w:lvl>
+    <w:lvl w:ilvl="4" w:tentative="1">
+      <w:start w:val="1"/>
+      <w:numFmt w:val="bullet"/>
+      <w:lvlText w:val=""/>
+      <w:lvlJc w:val="left"/>
+      <w:pPr>
+        <w:tabs>
+          <w:tab w:val="num" w:pos="3600"/>
+        </w:tabs>
+        <w:ind w:left="3600" w:hanging="360"/>
+      </w:pPr>
+      <w:rPr>
+        <w:rFonts w:ascii="Wingdings" w:hAnsi="Wingdings" w:hint="default"/>
+        <w:sz w:val="20"/>
+      </w:rPr>
+    </w:lvl>
+    <w:lvl w:ilvl="5" w:tentative="1">
+      <w:start w:val="1"/>
+      <w:numFmt w:val="bullet"/>
+      <w:lvlText w:val=""/>
+      <w:lvlJc w:val="left"/>
+      <w:pPr>
+        <w:tabs>
+          <w:tab w:val="num" w:pos="4320"/>
+        </w:tabs>
+        <w:ind w:left="4320" w:hanging="360"/>
+      </w:pPr>
+      <w:rPr>
+        <w:rFonts w:ascii="Wingdings" w:hAnsi="Wingdings" w:hint="default"/>
+        <w:sz w:val="20"/>
+      </w:rPr>
+    </w:lvl>
+    <w:lvl w:ilvl="6" w:tentative="1">
+      <w:start w:val="1"/>
+      <w:numFmt w:val="bullet"/>
+      <w:lvlText w:val=""/>
+      <w:lvlJc w:val="left"/>
+      <w:pPr>
+        <w:tabs>
+          <w:tab w:val="num" w:pos="5040"/>
+        </w:tabs>
+        <w:ind w:left="5040" w:hanging="360"/>
+      </w:pPr>
+      <w:rPr>
+        <w:rFonts w:ascii="Wingdings" w:hAnsi="Wingdings" w:hint="default"/>
+        <w:sz w:val="20"/>
+      </w:rPr>
+    </w:lvl>
+    <w:lvl w:ilvl="7" w:tentative="1">
+      <w:start w:val="1"/>
+      <w:numFmt w:val="bullet"/>
+      <w:lvlText w:val=""/>
+      <w:lvlJc w:val="left"/>
+      <w:pPr>
+        <w:tabs>
+          <w:tab w:val="num" w:pos="5760"/>
+        </w:tabs>
+        <w:ind w:left="5760" w:hanging="360"/>
+      </w:pPr>
+      <w:rPr>
+        <w:rFonts w:ascii="Wingdings" w:hAnsi="Wingdings" w:hint="default"/>
+        <w:sz w:val="20"/>
+      </w:rPr>
+    </w:lvl>
+    <w:lvl w:ilvl="8" w:tentative="1">
+      <w:start w:val="1"/>
+      <w:numFmt w:val="bullet"/>
+      <w:lvlText w:val=""/>
+      <w:lvlJc w:val="left"/>
+      <w:pPr>
+        <w:tabs>
+          <w:tab w:val="num" w:pos="6480"/>
+        </w:tabs>
+        <w:ind w:left="6480" w:hanging="360"/>
+      </w:pPr>
+      <w:rPr>
+        <w:rFonts w:ascii="Wingdings" w:hAnsi="Wingdings" w:hint="default"/>
+        <w:sz w:val="20"/>
+      </w:rPr>
+    </w:lvl>
+  </w:abstractNum>
+  <w:abstractNum w:abstractNumId="5" w15:restartNumberingAfterBreak="0">
     <w:nsid w:val="7A1A79F8"/>
     <w:multiLevelType w:val="multilevel"/>
     <w:tmpl w:val="C388E34E"/>
@@ -7951,7 +10123,19 @@
     <w:abstractNumId w:val="0"/>
   </w:num>
   <w:num w:numId="2" w16cid:durableId="1565798329">
+    <w:abstractNumId w:val="5"/>
+  </w:num>
+  <w:num w:numId="3" w16cid:durableId="1658416908">
+    <w:abstractNumId w:val="2"/>
+  </w:num>
+  <w:num w:numId="4" w16cid:durableId="372196633">
+    <w:abstractNumId w:val="3"/>
+  </w:num>
+  <w:num w:numId="5" w16cid:durableId="1557468683">
     <w:abstractNumId w:val="1"/>
+  </w:num>
+  <w:num w:numId="6" w16cid:durableId="544221425">
+    <w:abstractNumId w:val="4"/>
   </w:num>
 </w:numbering>
 </file>
@@ -8354,7 +10538,7 @@
   <w:style w:type="paragraph" w:default="1" w:styleId="Normal">
     <w:name w:val="Normal"/>
     <w:qFormat/>
-    <w:rsid w:val="00C10E5B"/>
+    <w:rsid w:val="00DD78C1"/>
   </w:style>
   <w:style w:type="paragraph" w:styleId="Heading1">
     <w:name w:val="heading 1"/>
@@ -8678,6 +10862,47 @@
       <w:i/>
       <w:iCs/>
     </w:rPr>
+  </w:style>
+  <w:style w:type="paragraph" w:styleId="Caption">
+    <w:name w:val="caption"/>
+    <w:basedOn w:val="Normal"/>
+    <w:next w:val="Normal"/>
+    <w:uiPriority w:val="35"/>
+    <w:unhideWhenUsed/>
+    <w:qFormat/>
+    <w:rsid w:val="00D552BC"/>
+    <w:pPr>
+      <w:spacing w:after="200" w:line="240" w:lineRule="auto"/>
+    </w:pPr>
+    <w:rPr>
+      <w:i/>
+      <w:iCs/>
+      <w:color w:val="44546A" w:themeColor="text2"/>
+      <w:sz w:val="18"/>
+      <w:szCs w:val="18"/>
+    </w:rPr>
+  </w:style>
+  <w:style w:type="paragraph" w:styleId="TableofFigures">
+    <w:name w:val="table of figures"/>
+    <w:basedOn w:val="Normal"/>
+    <w:next w:val="Normal"/>
+    <w:uiPriority w:val="99"/>
+    <w:unhideWhenUsed/>
+    <w:rsid w:val="0027535F"/>
+    <w:pPr>
+      <w:spacing w:after="0"/>
+    </w:pPr>
+  </w:style>
+  <w:style w:type="paragraph" w:styleId="ListParagraph">
+    <w:name w:val="List Paragraph"/>
+    <w:basedOn w:val="Normal"/>
+    <w:uiPriority w:val="34"/>
+    <w:qFormat/>
+    <w:rsid w:val="00DD78C1"/>
+    <w:pPr>
+      <w:ind w:left="720"/>
+      <w:contextualSpacing/>
+    </w:pPr>
   </w:style>
 </w:styles>
 </file>
